--- a/docs/seguimiento/iteracion-6.docx
+++ b/docs/seguimiento/iteracion-6.docx
@@ -10,7 +10,7 @@
         <w:t xml:space="preserve">DOCUMENTACION ITERACIÓN 6 FASE DE CONSTRUCCIÓN</w:t>
       </w:r>
     </w:p>
-    <w:bookmarkStart w:id="36" w:name="X0a3cb19ae1ed6ee5a8e2614264c11b6ddeaf4b7"/>
+    <w:bookmarkStart w:id="39" w:name="X0a3cb19ae1ed6ee5a8e2614264c11b6ddeaf4b7"/>
     <w:p>
       <w:pPr>
         <w:pStyle w:val="Heading1"/>
@@ -1260,52 +1260,6 @@
             </w:pPr>
             <w:r>
               <w:t xml:space="preserve">Disponibilidad ≥ 95% del despliegue en Azure. Resultado de la medición del período: [COMPLETAR].</w:t>
-            </w:r>
-          </w:p>
-        </w:tc>
-      </w:tr>
-      <w:tr>
-        <w:tc>
-          <w:tcPr/>
-          <w:p>
-            <w:pPr>
-              <w:pStyle w:val="Compact"/>
-            </w:pPr>
-            <w:r>
-              <w:t xml:space="preserve">Pruebas Postman de la iteración</w:t>
-            </w:r>
-          </w:p>
-        </w:tc>
-        <w:tc>
-          <w:tcPr/>
-          <w:p>
-            <w:pPr>
-              <w:pStyle w:val="Compact"/>
-            </w:pPr>
-            <w:r>
-              <w:t xml:space="preserve">—</w:t>
-            </w:r>
-          </w:p>
-        </w:tc>
-        <w:tc>
-          <w:tcPr/>
-          <w:p>
-            <w:pPr>
-              <w:pStyle w:val="Compact"/>
-            </w:pPr>
-            <w:r>
-              <w:t xml:space="preserve">Pendiente</w:t>
-            </w:r>
-          </w:p>
-        </w:tc>
-        <w:tc>
-          <w:tcPr/>
-          <w:p>
-            <w:pPr>
-              <w:pStyle w:val="Compact"/>
-            </w:pPr>
-            <w:r>
-              <w:t xml:space="preserve">La colección de Postman todavía no incluye tests de los endpoints de pagos ni del snapshot del dashboard (ver sección de pruebas de API).</w:t>
             </w:r>
           </w:p>
         </w:tc>
@@ -3116,7 +3070,7 @@
           <w:b/>
           <w:bCs/>
         </w:rPr>
-        <w:t xml:space="preserve">Degradación:</w:t>
+        <w:t xml:space="preserve">Falla de conexión:</w:t>
       </w:r>
       <w:r>
         <w:t xml:space="preserve"> </w:t>
@@ -4266,7 +4220,7 @@
       </w:r>
     </w:p>
     <w:bookmarkEnd w:id="23"/>
-    <w:bookmarkStart w:id="24" w:name="pruebas-de-api-realizadas-con-postman"/>
+    <w:bookmarkStart w:id="27" w:name="pruebas-de-api-realizadas-con-postman"/>
     <w:p>
       <w:pPr>
         <w:pStyle w:val="Heading2"/>
@@ -4280,20 +4234,7 @@
         <w:pStyle w:val="FirstParagraph"/>
       </w:pPr>
       <w:r>
-        <w:rPr>
-          <w:b/>
-          <w:bCs/>
-        </w:rPr>
-        <w:t xml:space="preserve">PENDIENTE</w:t>
-      </w:r>
-      <w:r>
-        <w:t xml:space="preserve"> </w:t>
-      </w:r>
-      <w:r>
-        <w:t xml:space="preserve">— La colección</w:t>
-      </w:r>
-      <w:r>
-        <w:t xml:space="preserve"> </w:t>
+        <w:t xml:space="preserve">Se ampliaron los tests automatizados de la colección Postman (</w:t>
       </w:r>
       <w:r>
         <w:rPr>
@@ -4302,79 +4243,29 @@
         <w:t xml:space="preserve">GymFlow API Tests.postman_collection.json</w:t>
       </w:r>
       <w:r>
-        <w:t xml:space="preserve"> </w:t>
-      </w:r>
-      <w:r>
-        <w:t xml:space="preserve">todavía no incorpora tests para los endpoints de esta iteración: los de pagos (</w:t>
-      </w:r>
-      <w:r>
-        <w:rPr>
-          <w:rStyle w:val="VerbatimChar"/>
-        </w:rPr>
-        <w:t xml:space="preserve">/api/pagos/iniciar</w:t>
-      </w:r>
-      <w:r>
-        <w:t xml:space="preserve">,</w:t>
-      </w:r>
-      <w:r>
-        <w:t xml:space="preserve"> </w:t>
-      </w:r>
-      <w:r>
-        <w:rPr>
-          <w:rStyle w:val="VerbatimChar"/>
-        </w:rPr>
-        <w:t xml:space="preserve">/api/pagos/webhook</w:t>
-      </w:r>
-      <w:r>
-        <w:t xml:space="preserve">,</w:t>
-      </w:r>
-      <w:r>
-        <w:t xml:space="preserve"> </w:t>
-      </w:r>
-      <w:r>
-        <w:rPr>
-          <w:rStyle w:val="VerbatimChar"/>
-        </w:rPr>
-        <w:t xml:space="preserve">/api/pagos/mis-pagos</w:t>
-      </w:r>
-      <w:r>
-        <w:t xml:space="preserve">) ni el snapshot del dashboard (</w:t>
-      </w:r>
-      <w:r>
-        <w:rPr>
-          <w:rStyle w:val="VerbatimChar"/>
-        </w:rPr>
-        <w:t xml:space="preserve">/api/dashboard</w:t>
-      </w:r>
-      <w:r>
-        <w:t xml:space="preserve">, incluyendo el control de permiso y el rechazo de una unidad no visible). Al agregarlos se documentarán aquí con las tablas de tests agregados/modificados y el resumen de aserciones, como en iteraciones anteriores.</w:t>
-      </w:r>
-    </w:p>
-    <w:p>
-      <w:pPr>
-        <w:pStyle w:val="BlockText"/>
-      </w:pPr>
-      <w:r>
-        <w:t xml:space="preserve">Nota: el flujo feliz del webhook requiere una notificación real firmada por Mercado Pago contra una URL pública, por lo que —igual que el login con Google en IT5— la colección podrá cubrir principalmente los caminos de error (firma inválida, cuota ajena, cuota ya pagada, sin autenticación) y el flujo completo se valida de punta a punta contra el despliegue (ver Prueba 6.1). El stream SSE del dashboard tampoco es testeable desde Postman (la conexión queda abierta); se cubre con las pruebas automatizadas y la prueba funcional 6.8.</w:t>
-      </w:r>
-    </w:p>
-    <w:bookmarkEnd w:id="24"/>
-    <w:bookmarkStart w:id="34" w:name="pruebas-funcionales-de-frontend"/>
-    <w:p>
-      <w:pPr>
-        <w:pStyle w:val="Heading2"/>
-      </w:pPr>
-      <w:r>
-        <w:t xml:space="preserve">Pruebas funcionales de frontend</w:t>
-      </w:r>
-    </w:p>
-    <w:bookmarkStart w:id="25" w:name="X51813cf473653e9d83c3d98551178c4e3bfc41d"/>
+        <w:t xml:space="preserve">) para cubrir los endpoints nuevos de la iteración: pagos con Mercado Pago (RF-21) y dashboard en tiempo real (RF-18). Además se saldó una deuda de cobertura de iteraciones anteriores: los jobs manuales de cuotas —generación y recordatorios (RF-06/RF-07)— no tenían tests en la colección. La suite completa quedó en</w:t>
+      </w:r>
+      <w:r>
+        <w:t xml:space="preserve"> </w:t>
+      </w:r>
+      <w:r>
+        <w:rPr>
+          <w:b/>
+          <w:bCs/>
+        </w:rPr>
+        <w:t xml:space="preserve">296 aserciones, 0 fallos</w:t>
+      </w:r>
+      <w:r>
+        <w:t xml:space="preserve">.</w:t>
+      </w:r>
+    </w:p>
+    <w:bookmarkStart w:id="24" w:name="tests-agregados"/>
     <w:p>
       <w:pPr>
         <w:pStyle w:val="Heading3"/>
       </w:pPr>
       <w:r>
-        <w:t xml:space="preserve">Prueba 6.1 --- Pago aprobado de punta a punta (sandbox)</w:t>
+        <w:t xml:space="preserve">Tests agregados</w:t>
       </w:r>
     </w:p>
     <w:p>
@@ -4383,881 +4274,10 @@
       </w:pPr>
       <w:r>
         <w:rPr>
-          <w:i/>
-          <w:iCs/>
-        </w:rPr>
-        <w:t xml:space="preserve">(captura de pantalla)</w:t>
-      </w:r>
-    </w:p>
-    <w:p>
-      <w:pPr>
-        <w:pStyle w:val="BodyText"/>
-      </w:pPr>
-      <w:r>
-        <w:rPr>
-          <w:b/>
-          <w:bCs/>
-        </w:rPr>
-        <w:t xml:space="preserve">Pasos:</w:t>
-      </w:r>
-    </w:p>
-    <w:p>
-      <w:pPr>
-        <w:pStyle w:val="Compact"/>
-        <w:numPr>
-          <w:ilvl w:val="0"/>
-          <w:numId w:val="1019"/>
-        </w:numPr>
-      </w:pPr>
-      <w:r>
-        <w:t xml:space="preserve">Loguear como socio con una cuota pendiente, ir a "Mis Cuotas".</w:t>
-      </w:r>
-    </w:p>
-    <w:p>
-      <w:pPr>
-        <w:pStyle w:val="Compact"/>
-        <w:numPr>
-          <w:ilvl w:val="0"/>
-          <w:numId w:val="1019"/>
-        </w:numPr>
-      </w:pPr>
-      <w:r>
-        <w:t xml:space="preserve">Hacer clic en "Pagar con Mercado Pago".</w:t>
-      </w:r>
-    </w:p>
-    <w:p>
-      <w:pPr>
-        <w:pStyle w:val="Compact"/>
-        <w:numPr>
-          <w:ilvl w:val="0"/>
-          <w:numId w:val="1019"/>
-        </w:numPr>
-      </w:pPr>
-      <w:r>
-        <w:t xml:space="preserve">En el checkout de Mercado Pago, pagar con el usuario comprador de prueba y una tarjeta de test de pago aprobado.</w:t>
-      </w:r>
-    </w:p>
-    <w:p>
-      <w:pPr>
-        <w:pStyle w:val="FirstParagraph"/>
-      </w:pPr>
-      <w:r>
-        <w:rPr>
-          <w:b/>
-          <w:bCs/>
-        </w:rPr>
-        <w:t xml:space="preserve">Resultado esperado:</w:t>
-      </w:r>
-      <w:r>
-        <w:t xml:space="preserve"> </w:t>
-      </w:r>
-      <w:r>
-        <w:t xml:space="preserve">El socio vuelve a la página "¡Pago confirmado!". A los pocos segundos la cuota figura "Pagada" en Mis Cuotas, el pago aparece como "Aprobado" en Mis Pagos con su número de transacción, llega el email de confirmación y la auditoría registra la operación.</w:t>
-      </w:r>
-    </w:p>
-    <w:p>
-      <w:pPr>
-        <w:pStyle w:val="BodyText"/>
-      </w:pPr>
-      <w:r>
-        <w:rPr>
-          <w:b/>
-          <w:bCs/>
-        </w:rPr>
-        <w:t xml:space="preserve">Descripción:</w:t>
-      </w:r>
-      <w:r>
-        <w:t xml:space="preserve"> </w:t>
-      </w:r>
-      <w:r>
-        <w:t xml:space="preserve">Verifica el flujo feliz completo: creación de la preferencia, checkout, confirmación por webhook auténtico, actualización de la cuota, registro del pago, email y auditoría.</w:t>
-      </w:r>
-    </w:p>
-    <w:bookmarkEnd w:id="25"/>
-    <w:bookmarkStart w:id="26" w:name="prueba-6.2-----pago-rechazado"/>
-    <w:p>
-      <w:pPr>
-        <w:pStyle w:val="Heading3"/>
-      </w:pPr>
-      <w:r>
-        <w:t xml:space="preserve">Prueba 6.2 --- Pago rechazado</w:t>
-      </w:r>
-    </w:p>
-    <w:p>
-      <w:pPr>
-        <w:pStyle w:val="FirstParagraph"/>
-      </w:pPr>
-      <w:r>
-        <w:rPr>
-          <w:i/>
-          <w:iCs/>
-        </w:rPr>
-        <w:t xml:space="preserve">(captura de pantalla)</w:t>
-      </w:r>
-    </w:p>
-    <w:p>
-      <w:pPr>
-        <w:pStyle w:val="BodyText"/>
-      </w:pPr>
-      <w:r>
-        <w:rPr>
-          <w:b/>
-          <w:bCs/>
-        </w:rPr>
-        <w:t xml:space="preserve">Pasos:</w:t>
-      </w:r>
-    </w:p>
-    <w:p>
-      <w:pPr>
-        <w:pStyle w:val="Compact"/>
-        <w:numPr>
-          <w:ilvl w:val="0"/>
-          <w:numId w:val="1020"/>
-        </w:numPr>
-      </w:pPr>
-      <w:r>
-        <w:t xml:space="preserve">Repetir la Prueba 6.1 pero pagando con la tarjeta de test de pago rechazado.</w:t>
-      </w:r>
-    </w:p>
-    <w:p>
-      <w:pPr>
-        <w:pStyle w:val="FirstParagraph"/>
-      </w:pPr>
-      <w:r>
-        <w:rPr>
-          <w:b/>
-          <w:bCs/>
-        </w:rPr>
-        <w:t xml:space="preserve">Resultado esperado:</w:t>
-      </w:r>
-      <w:r>
-        <w:t xml:space="preserve"> </w:t>
-      </w:r>
-      <w:r>
-        <w:t xml:space="preserve">El socio ve "El pago fue rechazado". La cuota sigue "Pendiente" y conserva el botón de pago; en Mis Pagos el intento figura como "Rechazado". El acceso al portal no se bloquea.</w:t>
-      </w:r>
-    </w:p>
-    <w:p>
-      <w:pPr>
-        <w:pStyle w:val="BodyText"/>
-      </w:pPr>
-      <w:r>
-        <w:rPr>
-          <w:b/>
-          <w:bCs/>
-        </w:rPr>
-        <w:t xml:space="preserve">Descripción:</w:t>
-      </w:r>
-      <w:r>
-        <w:t xml:space="preserve"> </w:t>
-      </w:r>
-      <w:r>
-        <w:t xml:space="preserve">Verifica que un rechazo no modifica el estado de la cuota (RN-34) y que el intento queda registrado para trazabilidad.</w:t>
-      </w:r>
-    </w:p>
-    <w:bookmarkEnd w:id="26"/>
-    <w:bookmarkStart w:id="27" w:name="prueba-6.3-----pago-pendiente"/>
-    <w:p>
-      <w:pPr>
-        <w:pStyle w:val="Heading3"/>
-      </w:pPr>
-      <w:r>
-        <w:t xml:space="preserve">Prueba 6.3 --- Pago pendiente</w:t>
-      </w:r>
-    </w:p>
-    <w:p>
-      <w:pPr>
-        <w:pStyle w:val="FirstParagraph"/>
-      </w:pPr>
-      <w:r>
-        <w:rPr>
-          <w:i/>
-          <w:iCs/>
-        </w:rPr>
-        <w:t xml:space="preserve">(captura de pantalla)</w:t>
-      </w:r>
-    </w:p>
-    <w:p>
-      <w:pPr>
-        <w:pStyle w:val="BodyText"/>
-      </w:pPr>
-      <w:r>
-        <w:rPr>
-          <w:b/>
-          <w:bCs/>
-        </w:rPr>
-        <w:t xml:space="preserve">Pasos:</w:t>
-      </w:r>
-    </w:p>
-    <w:p>
-      <w:pPr>
-        <w:pStyle w:val="Compact"/>
-        <w:numPr>
-          <w:ilvl w:val="0"/>
-          <w:numId w:val="1021"/>
-        </w:numPr>
-      </w:pPr>
-      <w:r>
-        <w:t xml:space="preserve">Repetir la Prueba 6.1 eligiendo un medio de pago que quede en estado pendiente (o simulando el retorno con estado pendiente).</w:t>
-      </w:r>
-    </w:p>
-    <w:p>
-      <w:pPr>
-        <w:pStyle w:val="FirstParagraph"/>
-      </w:pPr>
-      <w:r>
-        <w:rPr>
-          <w:b/>
-          <w:bCs/>
-        </w:rPr>
-        <w:t xml:space="preserve">Resultado esperado:</w:t>
-      </w:r>
-      <w:r>
-        <w:t xml:space="preserve"> </w:t>
-      </w:r>
-      <w:r>
-        <w:t xml:space="preserve">El socio ve "Pago en proceso". La cuota no cambia de estado hasta que la pasarela confirme la aprobación.</w:t>
-      </w:r>
-    </w:p>
-    <w:p>
-      <w:pPr>
-        <w:pStyle w:val="BodyText"/>
-      </w:pPr>
-      <w:r>
-        <w:rPr>
-          <w:b/>
-          <w:bCs/>
-        </w:rPr>
-        <w:t xml:space="preserve">Descripción:</w:t>
-      </w:r>
-      <w:r>
-        <w:t xml:space="preserve"> </w:t>
-      </w:r>
-      <w:r>
-        <w:t xml:space="preserve">Verifica que solo la aprobación definitiva marca la cuota como pagada.</w:t>
-      </w:r>
-    </w:p>
-    <w:bookmarkEnd w:id="27"/>
-    <w:bookmarkStart w:id="28" w:name="Xec1695931491e77d85298fc78f975be6b9639f2"/>
-    <w:p>
-      <w:pPr>
-        <w:pStyle w:val="Heading3"/>
-      </w:pPr>
-      <w:r>
-        <w:t xml:space="preserve">Prueba 6.4 --- Cuota pagada no ofrece pago</w:t>
-      </w:r>
-    </w:p>
-    <w:p>
-      <w:pPr>
-        <w:pStyle w:val="FirstParagraph"/>
-      </w:pPr>
-      <w:r>
-        <w:rPr>
-          <w:i/>
-          <w:iCs/>
-        </w:rPr>
-        <w:t xml:space="preserve">(captura de pantalla)</w:t>
-      </w:r>
-    </w:p>
-    <w:p>
-      <w:pPr>
-        <w:pStyle w:val="BodyText"/>
-      </w:pPr>
-      <w:r>
-        <w:rPr>
-          <w:b/>
-          <w:bCs/>
-        </w:rPr>
-        <w:t xml:space="preserve">Pasos:</w:t>
-      </w:r>
-    </w:p>
-    <w:p>
-      <w:pPr>
-        <w:pStyle w:val="Compact"/>
-        <w:numPr>
-          <w:ilvl w:val="0"/>
-          <w:numId w:val="1022"/>
-        </w:numPr>
-      </w:pPr>
-      <w:r>
-        <w:t xml:space="preserve">Loguear como socio con una cuota ya pagada.</w:t>
-      </w:r>
-    </w:p>
-    <w:p>
-      <w:pPr>
-        <w:pStyle w:val="Compact"/>
-        <w:numPr>
-          <w:ilvl w:val="0"/>
-          <w:numId w:val="1022"/>
-        </w:numPr>
-      </w:pPr>
-      <w:r>
-        <w:t xml:space="preserve">Revisar la fila/tarjeta de esa cuota en "Mis Cuotas".</w:t>
-      </w:r>
-    </w:p>
-    <w:p>
-      <w:pPr>
-        <w:pStyle w:val="FirstParagraph"/>
-      </w:pPr>
-      <w:r>
-        <w:rPr>
-          <w:b/>
-          <w:bCs/>
-        </w:rPr>
-        <w:t xml:space="preserve">Resultado esperado:</w:t>
-      </w:r>
-      <w:r>
-        <w:t xml:space="preserve"> </w:t>
-      </w:r>
-      <w:r>
-        <w:t xml:space="preserve">La cuota pagada no muestra el botón "Pagar con Mercado Pago". Si se fuerza el pedido por API, el sistema lo rechaza.</w:t>
-      </w:r>
-    </w:p>
-    <w:p>
-      <w:pPr>
-        <w:pStyle w:val="BodyText"/>
-      </w:pPr>
-      <w:r>
-        <w:rPr>
-          <w:b/>
-          <w:bCs/>
-        </w:rPr>
-        <w:t xml:space="preserve">Descripción:</w:t>
-      </w:r>
-      <w:r>
-        <w:t xml:space="preserve"> </w:t>
-      </w:r>
-      <w:r>
-        <w:t xml:space="preserve">Verifica la regla de que no se pagan cuotas ya saldadas, en interfaz y en servidor.</w:t>
-      </w:r>
-    </w:p>
-    <w:bookmarkEnd w:id="28"/>
-    <w:bookmarkStart w:id="29" w:name="prueba-6.5-----historial-mis-pagos"/>
-    <w:p>
-      <w:pPr>
-        <w:pStyle w:val="Heading3"/>
-      </w:pPr>
-      <w:r>
-        <w:t xml:space="preserve">Prueba 6.5 --- Historial "Mis Pagos"</w:t>
-      </w:r>
-    </w:p>
-    <w:p>
-      <w:pPr>
-        <w:pStyle w:val="FirstParagraph"/>
-      </w:pPr>
-      <w:r>
-        <w:rPr>
-          <w:i/>
-          <w:iCs/>
-        </w:rPr>
-        <w:t xml:space="preserve">(captura de pantalla)</w:t>
-      </w:r>
-    </w:p>
-    <w:p>
-      <w:pPr>
-        <w:pStyle w:val="BodyText"/>
-      </w:pPr>
-      <w:r>
-        <w:rPr>
-          <w:b/>
-          <w:bCs/>
-        </w:rPr>
-        <w:t xml:space="preserve">Pasos:</w:t>
-      </w:r>
-    </w:p>
-    <w:p>
-      <w:pPr>
-        <w:pStyle w:val="Compact"/>
-        <w:numPr>
-          <w:ilvl w:val="0"/>
-          <w:numId w:val="1023"/>
-        </w:numPr>
-      </w:pPr>
-      <w:r>
-        <w:t xml:space="preserve">Con un socio que tenga pagos aprobados y rechazados, entrar a "Mis Pagos" desde el menú del portal.</w:t>
-      </w:r>
-    </w:p>
-    <w:p>
-      <w:pPr>
-        <w:pStyle w:val="Compact"/>
-        <w:numPr>
-          <w:ilvl w:val="0"/>
-          <w:numId w:val="1023"/>
-        </w:numPr>
-      </w:pPr>
-      <w:r>
-        <w:t xml:space="preserve">Repetir en un viewport mobile.</w:t>
-      </w:r>
-    </w:p>
-    <w:p>
-      <w:pPr>
-        <w:pStyle w:val="FirstParagraph"/>
-      </w:pPr>
-      <w:r>
-        <w:rPr>
-          <w:b/>
-          <w:bCs/>
-        </w:rPr>
-        <w:t xml:space="preserve">Resultado esperado:</w:t>
-      </w:r>
-      <w:r>
-        <w:t xml:space="preserve"> </w:t>
-      </w:r>
-      <w:r>
-        <w:t xml:space="preserve">El historial lista los pagos del más reciente al más antiguo con fecha, plan, monto, medio, número de transacción y estado con su color. En mobile se muestra como tarjetas apiladas legibles.</w:t>
-      </w:r>
-    </w:p>
-    <w:p>
-      <w:pPr>
-        <w:pStyle w:val="BodyText"/>
-      </w:pPr>
-      <w:r>
-        <w:rPr>
-          <w:b/>
-          <w:bCs/>
-        </w:rPr>
-        <w:t xml:space="preserve">Descripción:</w:t>
-      </w:r>
-      <w:r>
-        <w:t xml:space="preserve"> </w:t>
-      </w:r>
-      <w:r>
-        <w:t xml:space="preserve">Verifica el historial del socio y su variante responsive.</w:t>
-      </w:r>
-    </w:p>
-    <w:bookmarkEnd w:id="29"/>
-    <w:bookmarkStart w:id="30" w:name="prueba-6.6-----abandono-del-checkout"/>
-    <w:p>
-      <w:pPr>
-        <w:pStyle w:val="Heading3"/>
-      </w:pPr>
-      <w:r>
-        <w:t xml:space="preserve">Prueba 6.6 --- Abandono del checkout</w:t>
-      </w:r>
-    </w:p>
-    <w:p>
-      <w:pPr>
-        <w:pStyle w:val="FirstParagraph"/>
-      </w:pPr>
-      <w:r>
-        <w:rPr>
-          <w:i/>
-          <w:iCs/>
-        </w:rPr>
-        <w:t xml:space="preserve">(captura de pantalla)</w:t>
-      </w:r>
-    </w:p>
-    <w:p>
-      <w:pPr>
-        <w:pStyle w:val="BodyText"/>
-      </w:pPr>
-      <w:r>
-        <w:rPr>
-          <w:b/>
-          <w:bCs/>
-        </w:rPr>
-        <w:t xml:space="preserve">Pasos:</w:t>
-      </w:r>
-    </w:p>
-    <w:p>
-      <w:pPr>
-        <w:pStyle w:val="Compact"/>
-        <w:numPr>
-          <w:ilvl w:val="0"/>
-          <w:numId w:val="1024"/>
-        </w:numPr>
-      </w:pPr>
-      <w:r>
-        <w:t xml:space="preserve">Iniciar el pago de una cuota pendiente.</w:t>
-      </w:r>
-    </w:p>
-    <w:p>
-      <w:pPr>
-        <w:pStyle w:val="Compact"/>
-        <w:numPr>
-          <w:ilvl w:val="0"/>
-          <w:numId w:val="1024"/>
-        </w:numPr>
-      </w:pPr>
-      <w:r>
-        <w:t xml:space="preserve">En el checkout de Mercado Pago, cerrar la pestaña o volver al portal sin pagar.</w:t>
-      </w:r>
-    </w:p>
-    <w:p>
-      <w:pPr>
-        <w:pStyle w:val="FirstParagraph"/>
-      </w:pPr>
-      <w:r>
-        <w:rPr>
-          <w:b/>
-          <w:bCs/>
-        </w:rPr>
-        <w:t xml:space="preserve">Resultado esperado:</w:t>
-      </w:r>
-      <w:r>
-        <w:t xml:space="preserve"> </w:t>
-      </w:r>
-      <w:r>
-        <w:t xml:space="preserve">La cuota sigue "Pendiente" con su botón de pago disponible; se puede reintentar normalmente y el nuevo intento funciona.</w:t>
-      </w:r>
-    </w:p>
-    <w:p>
-      <w:pPr>
-        <w:pStyle w:val="BodyText"/>
-      </w:pPr>
-      <w:r>
-        <w:rPr>
-          <w:b/>
-          <w:bCs/>
-        </w:rPr>
-        <w:t xml:space="preserve">Descripción:</w:t>
-      </w:r>
-      <w:r>
-        <w:t xml:space="preserve"> </w:t>
-      </w:r>
-      <w:r>
-        <w:t xml:space="preserve">Verifica que abandonar el checkout no deja la cuota ni el portal en un estado inconsistente.</w:t>
-      </w:r>
-    </w:p>
-    <w:bookmarkEnd w:id="30"/>
-    <w:bookmarkStart w:id="31" w:name="prueba-6.7-----error-al-iniciar-el-pago"/>
-    <w:p>
-      <w:pPr>
-        <w:pStyle w:val="Heading3"/>
-      </w:pPr>
-      <w:r>
-        <w:t xml:space="preserve">Prueba 6.7 --- Error al iniciar el pago</w:t>
-      </w:r>
-    </w:p>
-    <w:p>
-      <w:pPr>
-        <w:pStyle w:val="FirstParagraph"/>
-      </w:pPr>
-      <w:r>
-        <w:rPr>
-          <w:i/>
-          <w:iCs/>
-        </w:rPr>
-        <w:t xml:space="preserve">(captura de pantalla)</w:t>
-      </w:r>
-    </w:p>
-    <w:p>
-      <w:pPr>
-        <w:pStyle w:val="BodyText"/>
-      </w:pPr>
-      <w:r>
-        <w:rPr>
-          <w:b/>
-          <w:bCs/>
-        </w:rPr>
-        <w:t xml:space="preserve">Pasos:</w:t>
-      </w:r>
-    </w:p>
-    <w:p>
-      <w:pPr>
-        <w:pStyle w:val="Compact"/>
-        <w:numPr>
-          <w:ilvl w:val="0"/>
-          <w:numId w:val="1025"/>
-        </w:numPr>
-      </w:pPr>
-      <w:r>
-        <w:t xml:space="preserve">Con la integración de Mercado Pago deshabilitada o sin conectividad con la pasarela, intentar pagar una cuota pendiente.</w:t>
-      </w:r>
-    </w:p>
-    <w:p>
-      <w:pPr>
-        <w:pStyle w:val="FirstParagraph"/>
-      </w:pPr>
-      <w:r>
-        <w:rPr>
-          <w:b/>
-          <w:bCs/>
-        </w:rPr>
-        <w:t xml:space="preserve">Resultado esperado:</w:t>
-      </w:r>
-      <w:r>
-        <w:t xml:space="preserve"> </w:t>
-      </w:r>
-      <w:r>
-        <w:t xml:space="preserve">Se muestra el mensaje "No se pudo iniciar el pago. Intentá de nuevo en unos minutos." y el socio permanece en Mis Cuotas, sin redirección ni cambios en la cuota.</w:t>
-      </w:r>
-    </w:p>
-    <w:p>
-      <w:pPr>
-        <w:pStyle w:val="BodyText"/>
-      </w:pPr>
-      <w:r>
-        <w:rPr>
-          <w:b/>
-          <w:bCs/>
-        </w:rPr>
-        <w:t xml:space="preserve">Descripción:</w:t>
-      </w:r>
-      <w:r>
-        <w:t xml:space="preserve"> </w:t>
-      </w:r>
-      <w:r>
-        <w:t xml:space="preserve">Verifica el manejo controlado de la indisponibilidad de la pasarela (E5).</w:t>
-      </w:r>
-    </w:p>
-    <w:bookmarkEnd w:id="31"/>
-    <w:bookmarkStart w:id="32" w:name="X6ee000ae38409bda5016fef70f04889d28d9ba3"/>
-    <w:p>
-      <w:pPr>
-        <w:pStyle w:val="Heading3"/>
-      </w:pPr>
-      <w:r>
-        <w:t xml:space="preserve">Prueba 6.8 --- Dashboard en vivo y filtro por unidad</w:t>
-      </w:r>
-    </w:p>
-    <w:p>
-      <w:pPr>
-        <w:pStyle w:val="FirstParagraph"/>
-      </w:pPr>
-      <w:r>
-        <w:rPr>
-          <w:i/>
-          <w:iCs/>
-        </w:rPr>
-        <w:t xml:space="preserve">(captura de pantalla)</w:t>
-      </w:r>
-    </w:p>
-    <w:p>
-      <w:pPr>
-        <w:pStyle w:val="BodyText"/>
-      </w:pPr>
-      <w:r>
-        <w:rPr>
-          <w:b/>
-          <w:bCs/>
-        </w:rPr>
-        <w:t xml:space="preserve">Pasos:</w:t>
-      </w:r>
-    </w:p>
-    <w:p>
-      <w:pPr>
-        <w:pStyle w:val="Compact"/>
-        <w:numPr>
-          <w:ilvl w:val="0"/>
-          <w:numId w:val="1026"/>
-        </w:numPr>
-      </w:pPr>
-      <w:r>
-        <w:t xml:space="preserve">Loguear como Admin: el panel abre directamente en el dashboard con la vista consolidada de todas las sedes y el indicador "En vivo".</w:t>
-      </w:r>
-    </w:p>
-    <w:p>
-      <w:pPr>
-        <w:pStyle w:val="Compact"/>
-        <w:numPr>
-          <w:ilvl w:val="0"/>
-          <w:numId w:val="1026"/>
-        </w:numPr>
-      </w:pPr>
-      <w:r>
-        <w:t xml:space="preserve">Desde otra ventana, registrar un cambio operativo (por ejemplo, una inscripción a una clase o un nuevo socio).</w:t>
-      </w:r>
-    </w:p>
-    <w:p>
-      <w:pPr>
-        <w:pStyle w:val="Compact"/>
-        <w:numPr>
-          <w:ilvl w:val="0"/>
-          <w:numId w:val="1026"/>
-        </w:numPr>
-      </w:pPr>
-      <w:r>
-        <w:t xml:space="preserve">Observar el dashboard sin tocar nada.</w:t>
-      </w:r>
-    </w:p>
-    <w:p>
-      <w:pPr>
-        <w:pStyle w:val="Compact"/>
-        <w:numPr>
-          <w:ilvl w:val="0"/>
-          <w:numId w:val="1026"/>
-        </w:numPr>
-      </w:pPr>
-      <w:r>
-        <w:t xml:space="preserve">Seleccionar una sede en el filtro y luego volver a "Todas las sedes".</w:t>
-      </w:r>
-    </w:p>
-    <w:p>
-      <w:pPr>
-        <w:pStyle w:val="FirstParagraph"/>
-      </w:pPr>
-      <w:r>
-        <w:rPr>
-          <w:b/>
-          <w:bCs/>
-        </w:rPr>
-        <w:t xml:space="preserve">Resultado esperado:</w:t>
-      </w:r>
-      <w:r>
-        <w:t xml:space="preserve"> </w:t>
-      </w:r>
-      <w:r>
-        <w:t xml:space="preserve">El cambio del paso 2 se refleja en las métricas en menos de 30 segundos, sin recargar la página, y se actualiza la hora de "Actualizado". Al filtrar por sede, todas las métricas, listas y la gráfica se recalculan para esa unidad; al volver a "Todas" se restituye el consolidado.</w:t>
-      </w:r>
-    </w:p>
-    <w:p>
-      <w:pPr>
-        <w:pStyle w:val="BodyText"/>
-      </w:pPr>
-      <w:r>
-        <w:rPr>
-          <w:b/>
-          <w:bCs/>
-        </w:rPr>
-        <w:t xml:space="preserve">Descripción:</w:t>
-      </w:r>
-      <w:r>
-        <w:t xml:space="preserve"> </w:t>
-      </w:r>
-      <w:r>
-        <w:t xml:space="preserve">Verifica la actualización en tiempo real por SSE (RNF-02, RN-15), la vista consolidada por defecto (RN-14) y el recálculo por unidad (CA-01, CA-02, CA-03).</w:t>
-      </w:r>
-    </w:p>
-    <w:bookmarkEnd w:id="32"/>
-    <w:bookmarkStart w:id="33" w:name="Xd2eab90901e35f3e41e37b6a14a72efb1663890"/>
-    <w:p>
-      <w:pPr>
-        <w:pStyle w:val="Heading3"/>
-      </w:pPr>
-      <w:r>
-        <w:t xml:space="preserve">Prueba 6.9 --- Acceso al dashboard controlado por permiso</w:t>
-      </w:r>
-    </w:p>
-    <w:p>
-      <w:pPr>
-        <w:pStyle w:val="FirstParagraph"/>
-      </w:pPr>
-      <w:r>
-        <w:rPr>
-          <w:i/>
-          <w:iCs/>
-        </w:rPr>
-        <w:t xml:space="preserve">(captura de pantalla)</w:t>
-      </w:r>
-    </w:p>
-    <w:p>
-      <w:pPr>
-        <w:pStyle w:val="BodyText"/>
-      </w:pPr>
-      <w:r>
-        <w:rPr>
-          <w:b/>
-          <w:bCs/>
-        </w:rPr>
-        <w:t xml:space="preserve">Pasos:</w:t>
-      </w:r>
-    </w:p>
-    <w:p>
-      <w:pPr>
-        <w:pStyle w:val="Compact"/>
-        <w:numPr>
-          <w:ilvl w:val="0"/>
-          <w:numId w:val="1027"/>
-        </w:numPr>
-      </w:pPr>
-      <w:r>
-        <w:t xml:space="preserve">Loguear con un usuario cuyo rol no tiene el permiso de lectura del módulo Dashboard.</w:t>
-      </w:r>
-    </w:p>
-    <w:p>
-      <w:pPr>
-        <w:pStyle w:val="Compact"/>
-        <w:numPr>
-          <w:ilvl w:val="0"/>
-          <w:numId w:val="1027"/>
-        </w:numPr>
-      </w:pPr>
-      <w:r>
-        <w:t xml:space="preserve">Observar la pantalla de inicio del panel y el menú lateral; intentar entrar por URL directa a</w:t>
-      </w:r>
-      <w:r>
-        <w:t xml:space="preserve"> </w:t>
-      </w:r>
-      <w:r>
-        <w:rPr>
-          <w:rStyle w:val="VerbatimChar"/>
-        </w:rPr>
-        <w:t xml:space="preserve">/admin/dashboard</w:t>
-      </w:r>
-      <w:r>
-        <w:t xml:space="preserve">.</w:t>
-      </w:r>
-    </w:p>
-    <w:p>
-      <w:pPr>
-        <w:pStyle w:val="Compact"/>
-        <w:numPr>
-          <w:ilvl w:val="0"/>
-          <w:numId w:val="1027"/>
-        </w:numPr>
-      </w:pPr>
-      <w:r>
-        <w:t xml:space="preserve">Como Admin, otorgar al rol el permiso de lectura sobre Dashboard desde el formulario de roles y repetir el ingreso.</w:t>
-      </w:r>
-    </w:p>
-    <w:p>
-      <w:pPr>
-        <w:pStyle w:val="FirstParagraph"/>
-      </w:pPr>
-      <w:r>
-        <w:rPr>
-          <w:b/>
-          <w:bCs/>
-        </w:rPr>
-        <w:t xml:space="preserve">Resultado esperado:</w:t>
-      </w:r>
-      <w:r>
-        <w:t xml:space="preserve"> </w:t>
-      </w:r>
-      <w:r>
-        <w:t xml:space="preserve">Sin el permiso, el usuario aterriza en Socios, no ve el ítem "Dashboard" en el menú y el acceso directo es denegado. Con el permiso otorgado, el dashboard pasa a ser su pantalla de inicio y aparece en el menú.</w:t>
-      </w:r>
-    </w:p>
-    <w:p>
-      <w:pPr>
-        <w:pStyle w:val="BodyText"/>
-      </w:pPr>
-      <w:r>
-        <w:rPr>
-          <w:b/>
-          <w:bCs/>
-        </w:rPr>
-        <w:t xml:space="preserve">Descripción:</w:t>
-      </w:r>
-      <w:r>
-        <w:t xml:space="preserve"> </w:t>
-      </w:r>
-      <w:r>
-        <w:t xml:space="preserve">Verifica el control de acceso por el permiso del módulo (RN-16, CA-04) y que el permiso es otorgable a roles custom desde la interfaz.</w:t>
-      </w:r>
-    </w:p>
-    <w:bookmarkEnd w:id="33"/>
-    <w:bookmarkEnd w:id="34"/>
-    <w:bookmarkStart w:id="35" w:name="registro-de-tiempos"/>
-    <w:p>
-      <w:pPr>
-        <w:pStyle w:val="Heading2"/>
-      </w:pPr>
-      <w:r>
-        <w:t xml:space="preserve">Registro de tiempos</w:t>
-      </w:r>
-    </w:p>
-    <w:p>
-      <w:pPr>
-        <w:pStyle w:val="FirstParagraph"/>
-      </w:pPr>
-      <w:r>
-        <w:rPr>
-          <w:b/>
-          <w:bCs/>
-        </w:rPr>
-        <w:t xml:space="preserve">Desarrollo -- tiempo por commit</w:t>
+          <w:b/>
+          <w:bCs/>
+        </w:rPr>
+        <w:t xml:space="preserve">Pagos Mercado Pago (RF-21) --- 18 tests</w:t>
       </w:r>
     </w:p>
     <w:tbl>
@@ -5281,6 +4301,3228 @@
           <w:p>
             <w:pPr>
               <w:pStyle w:val="Compact"/>
+            </w:pPr>
+            <w:r>
+              <w:rPr>
+                <w:b/>
+                <w:bCs/>
+              </w:rPr>
+              <w:t xml:space="preserve">Test</w:t>
+            </w:r>
+          </w:p>
+        </w:tc>
+        <w:tc>
+          <w:tcPr/>
+          <w:p>
+            <w:pPr>
+              <w:pStyle w:val="Compact"/>
+            </w:pPr>
+            <w:r>
+              <w:rPr>
+                <w:b/>
+                <w:bCs/>
+              </w:rPr>
+              <w:t xml:space="preserve">Método</w:t>
+            </w:r>
+          </w:p>
+        </w:tc>
+        <w:tc>
+          <w:tcPr/>
+          <w:p>
+            <w:pPr>
+              <w:pStyle w:val="Compact"/>
+            </w:pPr>
+            <w:r>
+              <w:rPr>
+                <w:b/>
+                <w:bCs/>
+              </w:rPr>
+              <w:t xml:space="preserve">Endpoint</w:t>
+            </w:r>
+          </w:p>
+        </w:tc>
+        <w:tc>
+          <w:tcPr/>
+          <w:p>
+            <w:pPr>
+              <w:pStyle w:val="Compact"/>
+            </w:pPr>
+            <w:r>
+              <w:rPr>
+                <w:b/>
+                <w:bCs/>
+              </w:rPr>
+              <w:t xml:space="preserve">Validación</w:t>
+            </w:r>
+          </w:p>
+        </w:tc>
+      </w:tr>
+      <w:tr>
+        <w:tc>
+          <w:tcPr/>
+          <w:p>
+            <w:pPr>
+              <w:pStyle w:val="Compact"/>
+            </w:pPr>
+            <w:r>
+              <w:t xml:space="preserve">Setup - Login admin (MFA)</w:t>
+            </w:r>
+          </w:p>
+        </w:tc>
+        <w:tc>
+          <w:tcPr/>
+          <w:p>
+            <w:pPr>
+              <w:pStyle w:val="Compact"/>
+            </w:pPr>
+            <w:r>
+              <w:t xml:space="preserve">POST</w:t>
+            </w:r>
+          </w:p>
+        </w:tc>
+        <w:tc>
+          <w:tcPr/>
+          <w:p>
+            <w:pPr>
+              <w:pStyle w:val="Compact"/>
+            </w:pPr>
+            <w:r>
+              <w:rPr>
+                <w:rStyle w:val="VerbatimChar"/>
+              </w:rPr>
+              <w:t xml:space="preserve">/api/auth/login</w:t>
+            </w:r>
+          </w:p>
+        </w:tc>
+        <w:tc>
+          <w:tcPr/>
+          <w:p>
+            <w:pPr>
+              <w:pStyle w:val="Compact"/>
+            </w:pPr>
+            <w:r>
+              <w:t xml:space="preserve">Sesión de admin con el helper de login MFA-aware compartido</w:t>
+            </w:r>
+          </w:p>
+        </w:tc>
+      </w:tr>
+      <w:tr>
+        <w:tc>
+          <w:tcPr/>
+          <w:p>
+            <w:pPr>
+              <w:pStyle w:val="Compact"/>
+            </w:pPr>
+            <w:r>
+              <w:t xml:space="preserve">Setup - Login socio (MFA-aware)</w:t>
+            </w:r>
+          </w:p>
+        </w:tc>
+        <w:tc>
+          <w:tcPr/>
+          <w:p>
+            <w:pPr>
+              <w:pStyle w:val="Compact"/>
+            </w:pPr>
+            <w:r>
+              <w:t xml:space="preserve">POST</w:t>
+            </w:r>
+          </w:p>
+        </w:tc>
+        <w:tc>
+          <w:tcPr/>
+          <w:p>
+            <w:pPr>
+              <w:pStyle w:val="Compact"/>
+            </w:pPr>
+            <w:r>
+              <w:rPr>
+                <w:rStyle w:val="VerbatimChar"/>
+              </w:rPr>
+              <w:t xml:space="preserve">/api/auth/login</w:t>
+            </w:r>
+          </w:p>
+        </w:tc>
+        <w:tc>
+          <w:tcPr/>
+          <w:p>
+            <w:pPr>
+              <w:pStyle w:val="Compact"/>
+            </w:pPr>
+            <w:r>
+              <w:t xml:space="preserve">Sesión del socio seed para los tests de pago</w:t>
+            </w:r>
+          </w:p>
+        </w:tc>
+      </w:tr>
+      <w:tr>
+        <w:tc>
+          <w:tcPr/>
+          <w:p>
+            <w:pPr>
+              <w:pStyle w:val="Compact"/>
+            </w:pPr>
+            <w:r>
+              <w:t xml:space="preserve">Setup - Generar cuotas para asegurar una pendiente</w:t>
+            </w:r>
+          </w:p>
+        </w:tc>
+        <w:tc>
+          <w:tcPr/>
+          <w:p>
+            <w:pPr>
+              <w:pStyle w:val="Compact"/>
+            </w:pPr>
+            <w:r>
+              <w:t xml:space="preserve">POST</w:t>
+            </w:r>
+          </w:p>
+        </w:tc>
+        <w:tc>
+          <w:tcPr/>
+          <w:p>
+            <w:pPr>
+              <w:pStyle w:val="Compact"/>
+            </w:pPr>
+            <w:r>
+              <w:rPr>
+                <w:rStyle w:val="VerbatimChar"/>
+              </w:rPr>
+              <w:t xml:space="preserve">/api/cuotas/generar</w:t>
+            </w:r>
+          </w:p>
+        </w:tc>
+        <w:tc>
+          <w:tcPr/>
+          <w:p>
+            <w:pPr>
+              <w:pStyle w:val="Compact"/>
+            </w:pPr>
+            <w:r>
+              <w:t xml:space="preserve">Corre el job de generación para garantizar una cuota pendiente</w:t>
+            </w:r>
+          </w:p>
+        </w:tc>
+      </w:tr>
+      <w:tr>
+        <w:tc>
+          <w:tcPr/>
+          <w:p>
+            <w:pPr>
+              <w:pStyle w:val="Compact"/>
+            </w:pPr>
+            <w:r>
+              <w:t xml:space="preserve">Setup - Capturar cuota pendiente del socio</w:t>
+            </w:r>
+          </w:p>
+        </w:tc>
+        <w:tc>
+          <w:tcPr/>
+          <w:p>
+            <w:pPr>
+              <w:pStyle w:val="Compact"/>
+            </w:pPr>
+            <w:r>
+              <w:t xml:space="preserve">GET</w:t>
+            </w:r>
+          </w:p>
+        </w:tc>
+        <w:tc>
+          <w:tcPr/>
+          <w:p>
+            <w:pPr>
+              <w:pStyle w:val="Compact"/>
+            </w:pPr>
+            <w:r>
+              <w:rPr>
+                <w:rStyle w:val="VerbatimChar"/>
+              </w:rPr>
+              <w:t xml:space="preserve">/api/cuotas/mis-cuotas</w:t>
+            </w:r>
+          </w:p>
+        </w:tc>
+        <w:tc>
+          <w:tcPr/>
+          <w:p>
+            <w:pPr>
+              <w:pStyle w:val="Compact"/>
+            </w:pPr>
+            <w:r>
+              <w:t xml:space="preserve">Toma una cuota en estado Pendiente para encadenar los tests</w:t>
+            </w:r>
+          </w:p>
+        </w:tc>
+      </w:tr>
+      <w:tr>
+        <w:tc>
+          <w:tcPr/>
+          <w:p>
+            <w:pPr>
+              <w:pStyle w:val="Compact"/>
+            </w:pPr>
+            <w:r>
+              <w:t xml:space="preserve">404 - Iniciar pago de cuota inexistente</w:t>
+            </w:r>
+          </w:p>
+        </w:tc>
+        <w:tc>
+          <w:tcPr/>
+          <w:p>
+            <w:pPr>
+              <w:pStyle w:val="Compact"/>
+            </w:pPr>
+            <w:r>
+              <w:t xml:space="preserve">POST</w:t>
+            </w:r>
+          </w:p>
+        </w:tc>
+        <w:tc>
+          <w:tcPr/>
+          <w:p>
+            <w:pPr>
+              <w:pStyle w:val="Compact"/>
+            </w:pPr>
+            <w:r>
+              <w:rPr>
+                <w:rStyle w:val="VerbatimChar"/>
+              </w:rPr>
+              <w:t xml:space="preserve">/api/pagos/iniciar</w:t>
+            </w:r>
+          </w:p>
+        </w:tc>
+        <w:tc>
+          <w:tcPr/>
+          <w:p>
+            <w:pPr>
+              <w:pStyle w:val="Compact"/>
+            </w:pPr>
+            <w:r>
+              <w:t xml:space="preserve">Error 404 con ID de cuota inexistente</w:t>
+            </w:r>
+          </w:p>
+        </w:tc>
+      </w:tr>
+      <w:tr>
+        <w:tc>
+          <w:tcPr/>
+          <w:p>
+            <w:pPr>
+              <w:pStyle w:val="Compact"/>
+            </w:pPr>
+            <w:r>
+              <w:t xml:space="preserve">403 - Iniciar pago de cuota ajena (admin autenticado)</w:t>
+            </w:r>
+          </w:p>
+        </w:tc>
+        <w:tc>
+          <w:tcPr/>
+          <w:p>
+            <w:pPr>
+              <w:pStyle w:val="Compact"/>
+            </w:pPr>
+            <w:r>
+              <w:t xml:space="preserve">POST</w:t>
+            </w:r>
+          </w:p>
+        </w:tc>
+        <w:tc>
+          <w:tcPr/>
+          <w:p>
+            <w:pPr>
+              <w:pStyle w:val="Compact"/>
+            </w:pPr>
+            <w:r>
+              <w:rPr>
+                <w:rStyle w:val="VerbatimChar"/>
+              </w:rPr>
+              <w:t xml:space="preserve">/api/pagos/iniciar</w:t>
+            </w:r>
+          </w:p>
+        </w:tc>
+        <w:tc>
+          <w:tcPr/>
+          <w:p>
+            <w:pPr>
+              <w:pStyle w:val="Compact"/>
+            </w:pPr>
+            <w:r>
+              <w:t xml:space="preserve">Un usuario que no es el socio dueño de la cuota no puede iniciar el pago</w:t>
+            </w:r>
+          </w:p>
+        </w:tc>
+      </w:tr>
+      <w:tr>
+        <w:tc>
+          <w:tcPr/>
+          <w:p>
+            <w:pPr>
+              <w:pStyle w:val="Compact"/>
+            </w:pPr>
+            <w:r>
+              <w:t xml:space="preserve">Setup - Marcar cuota como pagada (admin)</w:t>
+            </w:r>
+          </w:p>
+        </w:tc>
+        <w:tc>
+          <w:tcPr/>
+          <w:p>
+            <w:pPr>
+              <w:pStyle w:val="Compact"/>
+            </w:pPr>
+            <w:r>
+              <w:t xml:space="preserve">PUT</w:t>
+            </w:r>
+          </w:p>
+        </w:tc>
+        <w:tc>
+          <w:tcPr/>
+          <w:p>
+            <w:pPr>
+              <w:pStyle w:val="Compact"/>
+            </w:pPr>
+            <w:r>
+              <w:rPr>
+                <w:rStyle w:val="VerbatimChar"/>
+              </w:rPr>
+              <w:t xml:space="preserve">/api/cuotas/{id}/pagar</w:t>
+            </w:r>
+          </w:p>
+        </w:tc>
+        <w:tc>
+          <w:tcPr/>
+          <w:p>
+            <w:pPr>
+              <w:pStyle w:val="Compact"/>
+            </w:pPr>
+            <w:r>
+              <w:t xml:space="preserve">Prepara el caso de cuota no pendiente</w:t>
+            </w:r>
+          </w:p>
+        </w:tc>
+      </w:tr>
+      <w:tr>
+        <w:tc>
+          <w:tcPr/>
+          <w:p>
+            <w:pPr>
+              <w:pStyle w:val="Compact"/>
+            </w:pPr>
+            <w:r>
+              <w:t xml:space="preserve">409 - Iniciar pago de cuota no pendiente</w:t>
+            </w:r>
+          </w:p>
+        </w:tc>
+        <w:tc>
+          <w:tcPr/>
+          <w:p>
+            <w:pPr>
+              <w:pStyle w:val="Compact"/>
+            </w:pPr>
+            <w:r>
+              <w:t xml:space="preserve">POST</w:t>
+            </w:r>
+          </w:p>
+        </w:tc>
+        <w:tc>
+          <w:tcPr/>
+          <w:p>
+            <w:pPr>
+              <w:pStyle w:val="Compact"/>
+            </w:pPr>
+            <w:r>
+              <w:rPr>
+                <w:rStyle w:val="VerbatimChar"/>
+              </w:rPr>
+              <w:t xml:space="preserve">/api/pagos/iniciar</w:t>
+            </w:r>
+          </w:p>
+        </w:tc>
+        <w:tc>
+          <w:tcPr/>
+          <w:p>
+            <w:pPr>
+              <w:pStyle w:val="Compact"/>
+            </w:pPr>
+            <w:r>
+              <w:t xml:space="preserve">Rechazo cuando la cuota ya está pagada</w:t>
+            </w:r>
+          </w:p>
+        </w:tc>
+      </w:tr>
+      <w:tr>
+        <w:tc>
+          <w:tcPr/>
+          <w:p>
+            <w:pPr>
+              <w:pStyle w:val="Compact"/>
+            </w:pPr>
+            <w:r>
+              <w:t xml:space="preserve">Cleanup - Revertir pago de la cuota (admin)</w:t>
+            </w:r>
+          </w:p>
+        </w:tc>
+        <w:tc>
+          <w:tcPr/>
+          <w:p>
+            <w:pPr>
+              <w:pStyle w:val="Compact"/>
+            </w:pPr>
+            <w:r>
+              <w:t xml:space="preserve">PUT</w:t>
+            </w:r>
+          </w:p>
+        </w:tc>
+        <w:tc>
+          <w:tcPr/>
+          <w:p>
+            <w:pPr>
+              <w:pStyle w:val="Compact"/>
+            </w:pPr>
+            <w:r>
+              <w:rPr>
+                <w:rStyle w:val="VerbatimChar"/>
+              </w:rPr>
+              <w:t xml:space="preserve">/api/cuotas/{id}/revertir-pago</w:t>
+            </w:r>
+          </w:p>
+        </w:tc>
+        <w:tc>
+          <w:tcPr/>
+          <w:p>
+            <w:pPr>
+              <w:pStyle w:val="Compact"/>
+            </w:pPr>
+            <w:r>
+              <w:t xml:space="preserve">La cuota vuelve a Pendiente para dejar el entorno limpio</w:t>
+            </w:r>
+          </w:p>
+        </w:tc>
+      </w:tr>
+      <w:tr>
+        <w:tc>
+          <w:tcPr/>
+          <w:p>
+            <w:pPr>
+              <w:pStyle w:val="Compact"/>
+            </w:pPr>
+            <w:r>
+              <w:t xml:space="preserve">401 - Iniciar pago sin token</w:t>
+            </w:r>
+          </w:p>
+        </w:tc>
+        <w:tc>
+          <w:tcPr/>
+          <w:p>
+            <w:pPr>
+              <w:pStyle w:val="Compact"/>
+            </w:pPr>
+            <w:r>
+              <w:t xml:space="preserve">POST</w:t>
+            </w:r>
+          </w:p>
+        </w:tc>
+        <w:tc>
+          <w:tcPr/>
+          <w:p>
+            <w:pPr>
+              <w:pStyle w:val="Compact"/>
+            </w:pPr>
+            <w:r>
+              <w:rPr>
+                <w:rStyle w:val="VerbatimChar"/>
+              </w:rPr>
+              <w:t xml:space="preserve">/api/pagos/iniciar</w:t>
+            </w:r>
+          </w:p>
+        </w:tc>
+        <w:tc>
+          <w:tcPr/>
+          <w:p>
+            <w:pPr>
+              <w:pStyle w:val="Compact"/>
+            </w:pPr>
+            <w:r>
+              <w:t xml:space="preserve">Rechazo sin autenticación</w:t>
+            </w:r>
+          </w:p>
+        </w:tc>
+      </w:tr>
+      <w:tr>
+        <w:tc>
+          <w:tcPr/>
+          <w:p>
+            <w:pPr>
+              <w:pStyle w:val="Compact"/>
+            </w:pPr>
+            <w:r>
+              <w:t xml:space="preserve">401 - Webhook moderno con firma inválida</w:t>
+            </w:r>
+          </w:p>
+        </w:tc>
+        <w:tc>
+          <w:tcPr/>
+          <w:p>
+            <w:pPr>
+              <w:pStyle w:val="Compact"/>
+            </w:pPr>
+            <w:r>
+              <w:t xml:space="preserve">POST</w:t>
+            </w:r>
+          </w:p>
+        </w:tc>
+        <w:tc>
+          <w:tcPr/>
+          <w:p>
+            <w:pPr>
+              <w:pStyle w:val="Compact"/>
+            </w:pPr>
+            <w:r>
+              <w:rPr>
+                <w:rStyle w:val="VerbatimChar"/>
+              </w:rPr>
+              <w:t xml:space="preserve">/api/pagos/webhook</w:t>
+            </w:r>
+          </w:p>
+        </w:tc>
+        <w:tc>
+          <w:tcPr/>
+          <w:p>
+            <w:pPr>
+              <w:pStyle w:val="Compact"/>
+            </w:pPr>
+            <w:r>
+              <w:t xml:space="preserve">Único caso de rechazo del webhook: la firma no valida (RN-31)</w:t>
+            </w:r>
+          </w:p>
+        </w:tc>
+      </w:tr>
+      <w:tr>
+        <w:tc>
+          <w:tcPr/>
+          <w:p>
+            <w:pPr>
+              <w:pStyle w:val="Compact"/>
+            </w:pPr>
+            <w:r>
+              <w:t xml:space="preserve">401 - Webhook moderno sin firma</w:t>
+            </w:r>
+          </w:p>
+        </w:tc>
+        <w:tc>
+          <w:tcPr/>
+          <w:p>
+            <w:pPr>
+              <w:pStyle w:val="Compact"/>
+            </w:pPr>
+            <w:r>
+              <w:t xml:space="preserve">POST</w:t>
+            </w:r>
+          </w:p>
+        </w:tc>
+        <w:tc>
+          <w:tcPr/>
+          <w:p>
+            <w:pPr>
+              <w:pStyle w:val="Compact"/>
+            </w:pPr>
+            <w:r>
+              <w:rPr>
+                <w:rStyle w:val="VerbatimChar"/>
+              </w:rPr>
+              <w:t xml:space="preserve">/api/pagos/webhook</w:t>
+            </w:r>
+          </w:p>
+        </w:tc>
+        <w:tc>
+          <w:tcPr/>
+          <w:p>
+            <w:pPr>
+              <w:pStyle w:val="Compact"/>
+            </w:pPr>
+            <w:r>
+              <w:t xml:space="preserve">Notificación moderna sin encabezado de firma también se rechaza</w:t>
+            </w:r>
+          </w:p>
+        </w:tc>
+      </w:tr>
+      <w:tr>
+        <w:tc>
+          <w:tcPr/>
+          <w:p>
+            <w:pPr>
+              <w:pStyle w:val="Compact"/>
+            </w:pPr>
+            <w:r>
+              <w:t xml:space="preserve">200 - Webhook moderno con type distinto de payment</w:t>
+            </w:r>
+          </w:p>
+        </w:tc>
+        <w:tc>
+          <w:tcPr/>
+          <w:p>
+            <w:pPr>
+              <w:pStyle w:val="Compact"/>
+            </w:pPr>
+            <w:r>
+              <w:t xml:space="preserve">POST</w:t>
+            </w:r>
+          </w:p>
+        </w:tc>
+        <w:tc>
+          <w:tcPr/>
+          <w:p>
+            <w:pPr>
+              <w:pStyle w:val="Compact"/>
+            </w:pPr>
+            <w:r>
+              <w:rPr>
+                <w:rStyle w:val="VerbatimChar"/>
+              </w:rPr>
+              <w:t xml:space="preserve">/api/pagos/webhook</w:t>
+            </w:r>
+          </w:p>
+        </w:tc>
+        <w:tc>
+          <w:tcPr/>
+          <w:p>
+            <w:pPr>
+              <w:pStyle w:val="Compact"/>
+            </w:pPr>
+            <w:r>
+              <w:t xml:space="preserve">Notificaciones que no son de pagos se ignoran respondiendo 200</w:t>
+            </w:r>
+          </w:p>
+        </w:tc>
+      </w:tr>
+      <w:tr>
+        <w:tc>
+          <w:tcPr/>
+          <w:p>
+            <w:pPr>
+              <w:pStyle w:val="Compact"/>
+            </w:pPr>
+            <w:r>
+              <w:t xml:space="preserve">200 - Webhook IPN legacy (topic=payment)</w:t>
+            </w:r>
+          </w:p>
+        </w:tc>
+        <w:tc>
+          <w:tcPr/>
+          <w:p>
+            <w:pPr>
+              <w:pStyle w:val="Compact"/>
+            </w:pPr>
+            <w:r>
+              <w:t xml:space="preserve">POST</w:t>
+            </w:r>
+          </w:p>
+        </w:tc>
+        <w:tc>
+          <w:tcPr/>
+          <w:p>
+            <w:pPr>
+              <w:pStyle w:val="Compact"/>
+            </w:pPr>
+            <w:r>
+              <w:rPr>
+                <w:rStyle w:val="VerbatimChar"/>
+              </w:rPr>
+              <w:t xml:space="preserve">/api/pagos/webhook</w:t>
+            </w:r>
+          </w:p>
+        </w:tc>
+        <w:tc>
+          <w:tcPr/>
+          <w:p>
+            <w:pPr>
+              <w:pStyle w:val="Compact"/>
+            </w:pPr>
+            <w:r>
+              <w:t xml:space="preserve">El formato antiguo (sin firma) responde 200; un ID forjado no mapea a ningún pago propio y se ignora</w:t>
+            </w:r>
+          </w:p>
+        </w:tc>
+      </w:tr>
+      <w:tr>
+        <w:tc>
+          <w:tcPr/>
+          <w:p>
+            <w:pPr>
+              <w:pStyle w:val="Compact"/>
+            </w:pPr>
+            <w:r>
+              <w:t xml:space="preserve">200 - Webhook IPN con topic distinto de payment</w:t>
+            </w:r>
+          </w:p>
+        </w:tc>
+        <w:tc>
+          <w:tcPr/>
+          <w:p>
+            <w:pPr>
+              <w:pStyle w:val="Compact"/>
+            </w:pPr>
+            <w:r>
+              <w:t xml:space="preserve">POST</w:t>
+            </w:r>
+          </w:p>
+        </w:tc>
+        <w:tc>
+          <w:tcPr/>
+          <w:p>
+            <w:pPr>
+              <w:pStyle w:val="Compact"/>
+            </w:pPr>
+            <w:r>
+              <w:rPr>
+                <w:rStyle w:val="VerbatimChar"/>
+              </w:rPr>
+              <w:t xml:space="preserve">/api/pagos/webhook</w:t>
+            </w:r>
+          </w:p>
+        </w:tc>
+        <w:tc>
+          <w:tcPr/>
+          <w:p>
+            <w:pPr>
+              <w:pStyle w:val="Compact"/>
+            </w:pPr>
+            <w:r>
+              <w:t xml:space="preserve">El IPN de otros temas se ignora respondiendo 200</w:t>
+            </w:r>
+          </w:p>
+        </w:tc>
+      </w:tr>
+      <w:tr>
+        <w:tc>
+          <w:tcPr/>
+          <w:p>
+            <w:pPr>
+              <w:pStyle w:val="Compact"/>
+            </w:pPr>
+            <w:r>
+              <w:t xml:space="preserve">200 - Webhook sin formato reconocible</w:t>
+            </w:r>
+          </w:p>
+        </w:tc>
+        <w:tc>
+          <w:tcPr/>
+          <w:p>
+            <w:pPr>
+              <w:pStyle w:val="Compact"/>
+            </w:pPr>
+            <w:r>
+              <w:t xml:space="preserve">POST</w:t>
+            </w:r>
+          </w:p>
+        </w:tc>
+        <w:tc>
+          <w:tcPr/>
+          <w:p>
+            <w:pPr>
+              <w:pStyle w:val="Compact"/>
+            </w:pPr>
+            <w:r>
+              <w:rPr>
+                <w:rStyle w:val="VerbatimChar"/>
+              </w:rPr>
+              <w:t xml:space="preserve">/api/pagos/webhook</w:t>
+            </w:r>
+          </w:p>
+        </w:tc>
+        <w:tc>
+          <w:tcPr/>
+          <w:p>
+            <w:pPr>
+              <w:pStyle w:val="Compact"/>
+            </w:pPr>
+            <w:r>
+              <w:t xml:space="preserve">Un request sin formato conocido responde 200 para que la pasarela no reintente</w:t>
+            </w:r>
+          </w:p>
+        </w:tc>
+      </w:tr>
+      <w:tr>
+        <w:tc>
+          <w:tcPr/>
+          <w:p>
+            <w:pPr>
+              <w:pStyle w:val="Compact"/>
+            </w:pPr>
+            <w:r>
+              <w:t xml:space="preserve">200 - Mis pagos del socio</w:t>
+            </w:r>
+          </w:p>
+        </w:tc>
+        <w:tc>
+          <w:tcPr/>
+          <w:p>
+            <w:pPr>
+              <w:pStyle w:val="Compact"/>
+            </w:pPr>
+            <w:r>
+              <w:t xml:space="preserve">GET</w:t>
+            </w:r>
+          </w:p>
+        </w:tc>
+        <w:tc>
+          <w:tcPr/>
+          <w:p>
+            <w:pPr>
+              <w:pStyle w:val="Compact"/>
+            </w:pPr>
+            <w:r>
+              <w:rPr>
+                <w:rStyle w:val="VerbatimChar"/>
+              </w:rPr>
+              <w:t xml:space="preserve">/api/pagos/mis-pagos</w:t>
+            </w:r>
+          </w:p>
+        </w:tc>
+        <w:tc>
+          <w:tcPr/>
+          <w:p>
+            <w:pPr>
+              <w:pStyle w:val="Compact"/>
+            </w:pPr>
+            <w:r>
+              <w:t xml:space="preserve">Historial como array con la estructura</w:t>
+            </w:r>
+            <w:r>
+              <w:t xml:space="preserve"> </w:t>
+            </w:r>
+            <w:r>
+              <w:rPr>
+                <w:rStyle w:val="VerbatimChar"/>
+              </w:rPr>
+              <w:t xml:space="preserve">PagoDto</w:t>
+            </w:r>
+          </w:p>
+        </w:tc>
+      </w:tr>
+      <w:tr>
+        <w:tc>
+          <w:tcPr/>
+          <w:p>
+            <w:pPr>
+              <w:pStyle w:val="Compact"/>
+            </w:pPr>
+            <w:r>
+              <w:t xml:space="preserve">401 - Mis pagos sin token</w:t>
+            </w:r>
+          </w:p>
+        </w:tc>
+        <w:tc>
+          <w:tcPr/>
+          <w:p>
+            <w:pPr>
+              <w:pStyle w:val="Compact"/>
+            </w:pPr>
+            <w:r>
+              <w:t xml:space="preserve">GET</w:t>
+            </w:r>
+          </w:p>
+        </w:tc>
+        <w:tc>
+          <w:tcPr/>
+          <w:p>
+            <w:pPr>
+              <w:pStyle w:val="Compact"/>
+            </w:pPr>
+            <w:r>
+              <w:rPr>
+                <w:rStyle w:val="VerbatimChar"/>
+              </w:rPr>
+              <w:t xml:space="preserve">/api/pagos/mis-pagos</w:t>
+            </w:r>
+          </w:p>
+        </w:tc>
+        <w:tc>
+          <w:tcPr/>
+          <w:p>
+            <w:pPr>
+              <w:pStyle w:val="Compact"/>
+            </w:pPr>
+            <w:r>
+              <w:t xml:space="preserve">Rechazo sin autenticación</w:t>
+            </w:r>
+          </w:p>
+        </w:tc>
+      </w:tr>
+    </w:tbl>
+    <w:p>
+      <w:pPr>
+        <w:pStyle w:val="BlockText"/>
+      </w:pPr>
+      <w:r>
+        <w:t xml:space="preserve">El flujo feliz del webhook requiere una notificación real firmada por Mercado Pago contra una URL pública, por lo que —igual que el login con Google en IT5— la colección cubre los caminos de error y de descarte, y el flujo completo se valida de punta a punta contra el despliegue en el sandbox (ver Prueba 6.1).</w:t>
+      </w:r>
+    </w:p>
+    <w:p>
+      <w:pPr>
+        <w:pStyle w:val="FirstParagraph"/>
+      </w:pPr>
+      <w:r>
+        <w:rPr>
+          <w:b/>
+          <w:bCs/>
+        </w:rPr>
+        <w:t xml:space="preserve">Cuotas --- Jobs manuales (RF-06/RF-07) --- 9 tests</w:t>
+      </w:r>
+    </w:p>
+    <w:p>
+      <w:pPr>
+        <w:pStyle w:val="BodyText"/>
+      </w:pPr>
+      <w:r>
+        <w:t xml:space="preserve">Los endpoints para disparar manualmente los jobs de cuotas existían desde iteraciones anteriores pero nunca habían entrado a la colección; se agregaron ahora para cerrar esa deuda de cobertura.</w:t>
+      </w:r>
+    </w:p>
+    <w:tbl>
+      <w:tblPr>
+        <w:tblStyle w:val="Table"/>
+        <w:tblW w:type="auto" w:w="0"/>
+        <w:tblLook w:firstRow="1" w:lastRow="0" w:firstColumn="0" w:lastColumn="0" w:noHBand="0" w:noVBand="0" w:val="0020"/>
+      </w:tblPr>
+      <w:tblGrid>
+        <w:gridCol w:w="1980"/>
+        <w:gridCol w:w="1980"/>
+        <w:gridCol w:w="1980"/>
+        <w:gridCol w:w="1980"/>
+      </w:tblGrid>
+      <w:tr>
+        <w:trPr>
+          <w:tblHeader w:val="on"/>
+        </w:trPr>
+        <w:tc>
+          <w:tcPr/>
+          <w:p>
+            <w:pPr>
+              <w:pStyle w:val="Compact"/>
+            </w:pPr>
+            <w:r>
+              <w:rPr>
+                <w:b/>
+                <w:bCs/>
+              </w:rPr>
+              <w:t xml:space="preserve">Test</w:t>
+            </w:r>
+          </w:p>
+        </w:tc>
+        <w:tc>
+          <w:tcPr/>
+          <w:p>
+            <w:pPr>
+              <w:pStyle w:val="Compact"/>
+            </w:pPr>
+            <w:r>
+              <w:rPr>
+                <w:b/>
+                <w:bCs/>
+              </w:rPr>
+              <w:t xml:space="preserve">Método</w:t>
+            </w:r>
+          </w:p>
+        </w:tc>
+        <w:tc>
+          <w:tcPr/>
+          <w:p>
+            <w:pPr>
+              <w:pStyle w:val="Compact"/>
+            </w:pPr>
+            <w:r>
+              <w:rPr>
+                <w:b/>
+                <w:bCs/>
+              </w:rPr>
+              <w:t xml:space="preserve">Endpoint</w:t>
+            </w:r>
+          </w:p>
+        </w:tc>
+        <w:tc>
+          <w:tcPr/>
+          <w:p>
+            <w:pPr>
+              <w:pStyle w:val="Compact"/>
+            </w:pPr>
+            <w:r>
+              <w:rPr>
+                <w:b/>
+                <w:bCs/>
+              </w:rPr>
+              <w:t xml:space="preserve">Validación</w:t>
+            </w:r>
+          </w:p>
+        </w:tc>
+      </w:tr>
+      <w:tr>
+        <w:tc>
+          <w:tcPr/>
+          <w:p>
+            <w:pPr>
+              <w:pStyle w:val="Compact"/>
+            </w:pPr>
+            <w:r>
+              <w:t xml:space="preserve">Setup - Login admin (MFA)</w:t>
+            </w:r>
+          </w:p>
+        </w:tc>
+        <w:tc>
+          <w:tcPr/>
+          <w:p>
+            <w:pPr>
+              <w:pStyle w:val="Compact"/>
+            </w:pPr>
+            <w:r>
+              <w:t xml:space="preserve">POST</w:t>
+            </w:r>
+          </w:p>
+        </w:tc>
+        <w:tc>
+          <w:tcPr/>
+          <w:p>
+            <w:pPr>
+              <w:pStyle w:val="Compact"/>
+            </w:pPr>
+            <w:r>
+              <w:rPr>
+                <w:rStyle w:val="VerbatimChar"/>
+              </w:rPr>
+              <w:t xml:space="preserve">/api/auth/login</w:t>
+            </w:r>
+          </w:p>
+        </w:tc>
+        <w:tc>
+          <w:tcPr/>
+          <w:p>
+            <w:pPr>
+              <w:pStyle w:val="Compact"/>
+            </w:pPr>
+            <w:r>
+              <w:t xml:space="preserve">Sesión de admin</w:t>
+            </w:r>
+          </w:p>
+        </w:tc>
+      </w:tr>
+      <w:tr>
+        <w:tc>
+          <w:tcPr/>
+          <w:p>
+            <w:pPr>
+              <w:pStyle w:val="Compact"/>
+            </w:pPr>
+            <w:r>
+              <w:t xml:space="preserve">Setup - Login socio (MFA-aware)</w:t>
+            </w:r>
+          </w:p>
+        </w:tc>
+        <w:tc>
+          <w:tcPr/>
+          <w:p>
+            <w:pPr>
+              <w:pStyle w:val="Compact"/>
+            </w:pPr>
+            <w:r>
+              <w:t xml:space="preserve">POST</w:t>
+            </w:r>
+          </w:p>
+        </w:tc>
+        <w:tc>
+          <w:tcPr/>
+          <w:p>
+            <w:pPr>
+              <w:pStyle w:val="Compact"/>
+            </w:pPr>
+            <w:r>
+              <w:rPr>
+                <w:rStyle w:val="VerbatimChar"/>
+              </w:rPr>
+              <w:t xml:space="preserve">/api/auth/login</w:t>
+            </w:r>
+          </w:p>
+        </w:tc>
+        <w:tc>
+          <w:tcPr/>
+          <w:p>
+            <w:pPr>
+              <w:pStyle w:val="Compact"/>
+            </w:pPr>
+            <w:r>
+              <w:t xml:space="preserve">Sesión de socio para los casos de permiso</w:t>
+            </w:r>
+          </w:p>
+        </w:tc>
+      </w:tr>
+      <w:tr>
+        <w:tc>
+          <w:tcPr/>
+          <w:p>
+            <w:pPr>
+              <w:pStyle w:val="Compact"/>
+            </w:pPr>
+            <w:r>
+              <w:t xml:space="preserve">200 - Procesar recordatorios (admin)</w:t>
+            </w:r>
+          </w:p>
+        </w:tc>
+        <w:tc>
+          <w:tcPr/>
+          <w:p>
+            <w:pPr>
+              <w:pStyle w:val="Compact"/>
+            </w:pPr>
+            <w:r>
+              <w:t xml:space="preserve">POST</w:t>
+            </w:r>
+          </w:p>
+        </w:tc>
+        <w:tc>
+          <w:tcPr/>
+          <w:p>
+            <w:pPr>
+              <w:pStyle w:val="Compact"/>
+            </w:pPr>
+            <w:r>
+              <w:rPr>
+                <w:rStyle w:val="VerbatimChar"/>
+              </w:rPr>
+              <w:t xml:space="preserve">/api/cuotas/procesar-recordatorios</w:t>
+            </w:r>
+          </w:p>
+        </w:tc>
+        <w:tc>
+          <w:tcPr/>
+          <w:p>
+            <w:pPr>
+              <w:pStyle w:val="Compact"/>
+            </w:pPr>
+            <w:r>
+              <w:t xml:space="preserve">Ejecuta el job y valida la estructura del resultado</w:t>
+            </w:r>
+          </w:p>
+        </w:tc>
+      </w:tr>
+      <w:tr>
+        <w:tc>
+          <w:tcPr/>
+          <w:p>
+            <w:pPr>
+              <w:pStyle w:val="Compact"/>
+            </w:pPr>
+            <w:r>
+              <w:t xml:space="preserve">200 - Procesar recordatorios es idempotente</w:t>
+            </w:r>
+          </w:p>
+        </w:tc>
+        <w:tc>
+          <w:tcPr/>
+          <w:p>
+            <w:pPr>
+              <w:pStyle w:val="Compact"/>
+            </w:pPr>
+            <w:r>
+              <w:t xml:space="preserve">POST</w:t>
+            </w:r>
+          </w:p>
+        </w:tc>
+        <w:tc>
+          <w:tcPr/>
+          <w:p>
+            <w:pPr>
+              <w:pStyle w:val="Compact"/>
+            </w:pPr>
+            <w:r>
+              <w:rPr>
+                <w:rStyle w:val="VerbatimChar"/>
+              </w:rPr>
+              <w:t xml:space="preserve">/api/cuotas/procesar-recordatorios</w:t>
+            </w:r>
+          </w:p>
+        </w:tc>
+        <w:tc>
+          <w:tcPr/>
+          <w:p>
+            <w:pPr>
+              <w:pStyle w:val="Compact"/>
+            </w:pPr>
+            <w:r>
+              <w:t xml:space="preserve">La segunda corrida del día no re-envía recordatorios (enviados = 0)</w:t>
+            </w:r>
+          </w:p>
+        </w:tc>
+      </w:tr>
+      <w:tr>
+        <w:tc>
+          <w:tcPr/>
+          <w:p>
+            <w:pPr>
+              <w:pStyle w:val="Compact"/>
+            </w:pPr>
+            <w:r>
+              <w:t xml:space="preserve">200 - Generar cuotas (admin)</w:t>
+            </w:r>
+          </w:p>
+        </w:tc>
+        <w:tc>
+          <w:tcPr/>
+          <w:p>
+            <w:pPr>
+              <w:pStyle w:val="Compact"/>
+            </w:pPr>
+            <w:r>
+              <w:t xml:space="preserve">POST</w:t>
+            </w:r>
+          </w:p>
+        </w:tc>
+        <w:tc>
+          <w:tcPr/>
+          <w:p>
+            <w:pPr>
+              <w:pStyle w:val="Compact"/>
+            </w:pPr>
+            <w:r>
+              <w:rPr>
+                <w:rStyle w:val="VerbatimChar"/>
+              </w:rPr>
+              <w:t xml:space="preserve">/api/cuotas/generar</w:t>
+            </w:r>
+          </w:p>
+        </w:tc>
+        <w:tc>
+          <w:tcPr/>
+          <w:p>
+            <w:pPr>
+              <w:pStyle w:val="Compact"/>
+            </w:pPr>
+            <w:r>
+              <w:t xml:space="preserve">Ejecuta el job y valida la estructura del resultado</w:t>
+            </w:r>
+          </w:p>
+        </w:tc>
+      </w:tr>
+      <w:tr>
+        <w:tc>
+          <w:tcPr/>
+          <w:p>
+            <w:pPr>
+              <w:pStyle w:val="Compact"/>
+            </w:pPr>
+            <w:r>
+              <w:t xml:space="preserve">403 - Procesar recordatorios como socio</w:t>
+            </w:r>
+          </w:p>
+        </w:tc>
+        <w:tc>
+          <w:tcPr/>
+          <w:p>
+            <w:pPr>
+              <w:pStyle w:val="Compact"/>
+            </w:pPr>
+            <w:r>
+              <w:t xml:space="preserve">POST</w:t>
+            </w:r>
+          </w:p>
+        </w:tc>
+        <w:tc>
+          <w:tcPr/>
+          <w:p>
+            <w:pPr>
+              <w:pStyle w:val="Compact"/>
+            </w:pPr>
+            <w:r>
+              <w:rPr>
+                <w:rStyle w:val="VerbatimChar"/>
+              </w:rPr>
+              <w:t xml:space="preserve">/api/cuotas/procesar-recordatorios</w:t>
+            </w:r>
+          </w:p>
+        </w:tc>
+        <w:tc>
+          <w:tcPr/>
+          <w:p>
+            <w:pPr>
+              <w:pStyle w:val="Compact"/>
+            </w:pPr>
+            <w:r>
+              <w:t xml:space="preserve">Solo roles administrativos pueden disparar el job</w:t>
+            </w:r>
+          </w:p>
+        </w:tc>
+      </w:tr>
+      <w:tr>
+        <w:tc>
+          <w:tcPr/>
+          <w:p>
+            <w:pPr>
+              <w:pStyle w:val="Compact"/>
+            </w:pPr>
+            <w:r>
+              <w:t xml:space="preserve">403 - Generar cuotas como socio</w:t>
+            </w:r>
+          </w:p>
+        </w:tc>
+        <w:tc>
+          <w:tcPr/>
+          <w:p>
+            <w:pPr>
+              <w:pStyle w:val="Compact"/>
+            </w:pPr>
+            <w:r>
+              <w:t xml:space="preserve">POST</w:t>
+            </w:r>
+          </w:p>
+        </w:tc>
+        <w:tc>
+          <w:tcPr/>
+          <w:p>
+            <w:pPr>
+              <w:pStyle w:val="Compact"/>
+            </w:pPr>
+            <w:r>
+              <w:rPr>
+                <w:rStyle w:val="VerbatimChar"/>
+              </w:rPr>
+              <w:t xml:space="preserve">/api/cuotas/generar</w:t>
+            </w:r>
+          </w:p>
+        </w:tc>
+        <w:tc>
+          <w:tcPr/>
+          <w:p>
+            <w:pPr>
+              <w:pStyle w:val="Compact"/>
+            </w:pPr>
+            <w:r>
+              <w:t xml:space="preserve">Solo roles administrativos pueden disparar el job</w:t>
+            </w:r>
+          </w:p>
+        </w:tc>
+      </w:tr>
+      <w:tr>
+        <w:tc>
+          <w:tcPr/>
+          <w:p>
+            <w:pPr>
+              <w:pStyle w:val="Compact"/>
+            </w:pPr>
+            <w:r>
+              <w:t xml:space="preserve">401 - Procesar recordatorios sin token</w:t>
+            </w:r>
+          </w:p>
+        </w:tc>
+        <w:tc>
+          <w:tcPr/>
+          <w:p>
+            <w:pPr>
+              <w:pStyle w:val="Compact"/>
+            </w:pPr>
+            <w:r>
+              <w:t xml:space="preserve">POST</w:t>
+            </w:r>
+          </w:p>
+        </w:tc>
+        <w:tc>
+          <w:tcPr/>
+          <w:p>
+            <w:pPr>
+              <w:pStyle w:val="Compact"/>
+            </w:pPr>
+            <w:r>
+              <w:rPr>
+                <w:rStyle w:val="VerbatimChar"/>
+              </w:rPr>
+              <w:t xml:space="preserve">/api/cuotas/procesar-recordatorios</w:t>
+            </w:r>
+          </w:p>
+        </w:tc>
+        <w:tc>
+          <w:tcPr/>
+          <w:p>
+            <w:pPr>
+              <w:pStyle w:val="Compact"/>
+            </w:pPr>
+            <w:r>
+              <w:t xml:space="preserve">Rechazo sin autenticación</w:t>
+            </w:r>
+          </w:p>
+        </w:tc>
+      </w:tr>
+      <w:tr>
+        <w:tc>
+          <w:tcPr/>
+          <w:p>
+            <w:pPr>
+              <w:pStyle w:val="Compact"/>
+            </w:pPr>
+            <w:r>
+              <w:t xml:space="preserve">401 - Generar cuotas sin token</w:t>
+            </w:r>
+          </w:p>
+        </w:tc>
+        <w:tc>
+          <w:tcPr/>
+          <w:p>
+            <w:pPr>
+              <w:pStyle w:val="Compact"/>
+            </w:pPr>
+            <w:r>
+              <w:t xml:space="preserve">POST</w:t>
+            </w:r>
+          </w:p>
+        </w:tc>
+        <w:tc>
+          <w:tcPr/>
+          <w:p>
+            <w:pPr>
+              <w:pStyle w:val="Compact"/>
+            </w:pPr>
+            <w:r>
+              <w:rPr>
+                <w:rStyle w:val="VerbatimChar"/>
+              </w:rPr>
+              <w:t xml:space="preserve">/api/cuotas/generar</w:t>
+            </w:r>
+          </w:p>
+        </w:tc>
+        <w:tc>
+          <w:tcPr/>
+          <w:p>
+            <w:pPr>
+              <w:pStyle w:val="Compact"/>
+            </w:pPr>
+            <w:r>
+              <w:t xml:space="preserve">Rechazo sin autenticación</w:t>
+            </w:r>
+          </w:p>
+        </w:tc>
+      </w:tr>
+    </w:tbl>
+    <w:p>
+      <w:pPr>
+        <w:pStyle w:val="BodyText"/>
+      </w:pPr>
+      <w:r>
+        <w:rPr>
+          <w:b/>
+          <w:bCs/>
+        </w:rPr>
+        <w:t xml:space="preserve">Dashboard en tiempo real (RF-18) --- 8 tests</w:t>
+      </w:r>
+    </w:p>
+    <w:tbl>
+      <w:tblPr>
+        <w:tblStyle w:val="Table"/>
+        <w:tblW w:type="auto" w:w="0"/>
+        <w:tblLook w:firstRow="1" w:lastRow="0" w:firstColumn="0" w:lastColumn="0" w:noHBand="0" w:noVBand="0" w:val="0020"/>
+      </w:tblPr>
+      <w:tblGrid>
+        <w:gridCol w:w="1980"/>
+        <w:gridCol w:w="1980"/>
+        <w:gridCol w:w="1980"/>
+        <w:gridCol w:w="1980"/>
+      </w:tblGrid>
+      <w:tr>
+        <w:trPr>
+          <w:tblHeader w:val="on"/>
+        </w:trPr>
+        <w:tc>
+          <w:tcPr/>
+          <w:p>
+            <w:pPr>
+              <w:pStyle w:val="Compact"/>
+            </w:pPr>
+            <w:r>
+              <w:rPr>
+                <w:b/>
+                <w:bCs/>
+              </w:rPr>
+              <w:t xml:space="preserve">Test</w:t>
+            </w:r>
+          </w:p>
+        </w:tc>
+        <w:tc>
+          <w:tcPr/>
+          <w:p>
+            <w:pPr>
+              <w:pStyle w:val="Compact"/>
+            </w:pPr>
+            <w:r>
+              <w:rPr>
+                <w:b/>
+                <w:bCs/>
+              </w:rPr>
+              <w:t xml:space="preserve">Método</w:t>
+            </w:r>
+          </w:p>
+        </w:tc>
+        <w:tc>
+          <w:tcPr/>
+          <w:p>
+            <w:pPr>
+              <w:pStyle w:val="Compact"/>
+            </w:pPr>
+            <w:r>
+              <w:rPr>
+                <w:b/>
+                <w:bCs/>
+              </w:rPr>
+              <w:t xml:space="preserve">Endpoint</w:t>
+            </w:r>
+          </w:p>
+        </w:tc>
+        <w:tc>
+          <w:tcPr/>
+          <w:p>
+            <w:pPr>
+              <w:pStyle w:val="Compact"/>
+            </w:pPr>
+            <w:r>
+              <w:rPr>
+                <w:b/>
+                <w:bCs/>
+              </w:rPr>
+              <w:t xml:space="preserve">Validación</w:t>
+            </w:r>
+          </w:p>
+        </w:tc>
+      </w:tr>
+      <w:tr>
+        <w:tc>
+          <w:tcPr/>
+          <w:p>
+            <w:pPr>
+              <w:pStyle w:val="Compact"/>
+            </w:pPr>
+            <w:r>
+              <w:t xml:space="preserve">Setup - Login admin (MFA)</w:t>
+            </w:r>
+          </w:p>
+        </w:tc>
+        <w:tc>
+          <w:tcPr/>
+          <w:p>
+            <w:pPr>
+              <w:pStyle w:val="Compact"/>
+            </w:pPr>
+            <w:r>
+              <w:t xml:space="preserve">POST</w:t>
+            </w:r>
+          </w:p>
+        </w:tc>
+        <w:tc>
+          <w:tcPr/>
+          <w:p>
+            <w:pPr>
+              <w:pStyle w:val="Compact"/>
+            </w:pPr>
+            <w:r>
+              <w:rPr>
+                <w:rStyle w:val="VerbatimChar"/>
+              </w:rPr>
+              <w:t xml:space="preserve">/api/auth/login</w:t>
+            </w:r>
+          </w:p>
+        </w:tc>
+        <w:tc>
+          <w:tcPr/>
+          <w:p>
+            <w:pPr>
+              <w:pStyle w:val="Compact"/>
+            </w:pPr>
+            <w:r>
+              <w:t xml:space="preserve">Sesión de admin (rol con permiso del módulo Dashboard)</w:t>
+            </w:r>
+          </w:p>
+        </w:tc>
+      </w:tr>
+      <w:tr>
+        <w:tc>
+          <w:tcPr/>
+          <w:p>
+            <w:pPr>
+              <w:pStyle w:val="Compact"/>
+            </w:pPr>
+            <w:r>
+              <w:t xml:space="preserve">Setup - Login socio (MFA-aware)</w:t>
+            </w:r>
+          </w:p>
+        </w:tc>
+        <w:tc>
+          <w:tcPr/>
+          <w:p>
+            <w:pPr>
+              <w:pStyle w:val="Compact"/>
+            </w:pPr>
+            <w:r>
+              <w:t xml:space="preserve">POST</w:t>
+            </w:r>
+          </w:p>
+        </w:tc>
+        <w:tc>
+          <w:tcPr/>
+          <w:p>
+            <w:pPr>
+              <w:pStyle w:val="Compact"/>
+            </w:pPr>
+            <w:r>
+              <w:rPr>
+                <w:rStyle w:val="VerbatimChar"/>
+              </w:rPr>
+              <w:t xml:space="preserve">/api/auth/login</w:t>
+            </w:r>
+          </w:p>
+        </w:tc>
+        <w:tc>
+          <w:tcPr/>
+          <w:p>
+            <w:pPr>
+              <w:pStyle w:val="Compact"/>
+            </w:pPr>
+            <w:r>
+              <w:t xml:space="preserve">Sesión de socio (sin permiso) para los casos de rechazo</w:t>
+            </w:r>
+          </w:p>
+        </w:tc>
+      </w:tr>
+      <w:tr>
+        <w:tc>
+          <w:tcPr/>
+          <w:p>
+            <w:pPr>
+              <w:pStyle w:val="Compact"/>
+            </w:pPr>
+            <w:r>
+              <w:t xml:space="preserve">200 - Snapshot del dashboard (admin)</w:t>
+            </w:r>
+          </w:p>
+        </w:tc>
+        <w:tc>
+          <w:tcPr/>
+          <w:p>
+            <w:pPr>
+              <w:pStyle w:val="Compact"/>
+            </w:pPr>
+            <w:r>
+              <w:t xml:space="preserve">GET</w:t>
+            </w:r>
+          </w:p>
+        </w:tc>
+        <w:tc>
+          <w:tcPr/>
+          <w:p>
+            <w:pPr>
+              <w:pStyle w:val="Compact"/>
+            </w:pPr>
+            <w:r>
+              <w:rPr>
+                <w:rStyle w:val="VerbatimChar"/>
+              </w:rPr>
+              <w:t xml:space="preserve">/api/dashboard</w:t>
+            </w:r>
+          </w:p>
+        </w:tc>
+        <w:tc>
+          <w:tcPr/>
+          <w:p>
+            <w:pPr>
+              <w:pStyle w:val="Compact"/>
+            </w:pPr>
+            <w:r>
+              <w:t xml:space="preserve">Estructura</w:t>
+            </w:r>
+            <w:r>
+              <w:t xml:space="preserve"> </w:t>
+            </w:r>
+            <w:r>
+              <w:rPr>
+                <w:rStyle w:val="VerbatimChar"/>
+              </w:rPr>
+              <w:t xml:space="preserve">DashboardDto</w:t>
+            </w:r>
+            <w:r>
+              <w:t xml:space="preserve"> </w:t>
+            </w:r>
+            <w:r>
+              <w:t xml:space="preserve">y al menos una unidad en el desglose por sede</w:t>
+            </w:r>
+          </w:p>
+        </w:tc>
+      </w:tr>
+      <w:tr>
+        <w:tc>
+          <w:tcPr/>
+          <w:p>
+            <w:pPr>
+              <w:pStyle w:val="Compact"/>
+            </w:pPr>
+            <w:r>
+              <w:t xml:space="preserve">200 - Snapshot filtrado por unidad</w:t>
+            </w:r>
+          </w:p>
+        </w:tc>
+        <w:tc>
+          <w:tcPr/>
+          <w:p>
+            <w:pPr>
+              <w:pStyle w:val="Compact"/>
+            </w:pPr>
+            <w:r>
+              <w:t xml:space="preserve">GET</w:t>
+            </w:r>
+          </w:p>
+        </w:tc>
+        <w:tc>
+          <w:tcPr/>
+          <w:p>
+            <w:pPr>
+              <w:pStyle w:val="Compact"/>
+            </w:pPr>
+            <w:r>
+              <w:rPr>
+                <w:rStyle w:val="VerbatimChar"/>
+              </w:rPr>
+              <w:t xml:space="preserve">/api/dashboard?unidadId=</w:t>
+            </w:r>
+          </w:p>
+        </w:tc>
+        <w:tc>
+          <w:tcPr/>
+          <w:p>
+            <w:pPr>
+              <w:pStyle w:val="Compact"/>
+            </w:pPr>
+            <w:r>
+              <w:t xml:space="preserve">El desglose solo trae la unidad pedida</w:t>
+            </w:r>
+          </w:p>
+        </w:tc>
+      </w:tr>
+      <w:tr>
+        <w:tc>
+          <w:tcPr/>
+          <w:p>
+            <w:pPr>
+              <w:pStyle w:val="Compact"/>
+            </w:pPr>
+            <w:r>
+              <w:t xml:space="preserve">403 - Snapshot como socio</w:t>
+            </w:r>
+          </w:p>
+        </w:tc>
+        <w:tc>
+          <w:tcPr/>
+          <w:p>
+            <w:pPr>
+              <w:pStyle w:val="Compact"/>
+            </w:pPr>
+            <w:r>
+              <w:t xml:space="preserve">GET</w:t>
+            </w:r>
+          </w:p>
+        </w:tc>
+        <w:tc>
+          <w:tcPr/>
+          <w:p>
+            <w:pPr>
+              <w:pStyle w:val="Compact"/>
+            </w:pPr>
+            <w:r>
+              <w:rPr>
+                <w:rStyle w:val="VerbatimChar"/>
+              </w:rPr>
+              <w:t xml:space="preserve">/api/dashboard</w:t>
+            </w:r>
+          </w:p>
+        </w:tc>
+        <w:tc>
+          <w:tcPr/>
+          <w:p>
+            <w:pPr>
+              <w:pStyle w:val="Compact"/>
+            </w:pPr>
+            <w:r>
+              <w:t xml:space="preserve">Sin permiso de lectura del módulo Dashboard se rechaza (RN-16)</w:t>
+            </w:r>
+          </w:p>
+        </w:tc>
+      </w:tr>
+      <w:tr>
+        <w:tc>
+          <w:tcPr/>
+          <w:p>
+            <w:pPr>
+              <w:pStyle w:val="Compact"/>
+            </w:pPr>
+            <w:r>
+              <w:t xml:space="preserve">403 - Stream SSE como socio</w:t>
+            </w:r>
+          </w:p>
+        </w:tc>
+        <w:tc>
+          <w:tcPr/>
+          <w:p>
+            <w:pPr>
+              <w:pStyle w:val="Compact"/>
+            </w:pPr>
+            <w:r>
+              <w:t xml:space="preserve">GET</w:t>
+            </w:r>
+          </w:p>
+        </w:tc>
+        <w:tc>
+          <w:tcPr/>
+          <w:p>
+            <w:pPr>
+              <w:pStyle w:val="Compact"/>
+            </w:pPr>
+            <w:r>
+              <w:rPr>
+                <w:rStyle w:val="VerbatimChar"/>
+              </w:rPr>
+              <w:t xml:space="preserve">/api/dashboard/stream</w:t>
+            </w:r>
+          </w:p>
+        </w:tc>
+        <w:tc>
+          <w:tcPr/>
+          <w:p>
+            <w:pPr>
+              <w:pStyle w:val="Compact"/>
+            </w:pPr>
+            <w:r>
+              <w:t xml:space="preserve">El permiso se valida antes de iniciar la transmisión</w:t>
+            </w:r>
+          </w:p>
+        </w:tc>
+      </w:tr>
+      <w:tr>
+        <w:tc>
+          <w:tcPr/>
+          <w:p>
+            <w:pPr>
+              <w:pStyle w:val="Compact"/>
+            </w:pPr>
+            <w:r>
+              <w:t xml:space="preserve">401 - Snapshot sin token</w:t>
+            </w:r>
+          </w:p>
+        </w:tc>
+        <w:tc>
+          <w:tcPr/>
+          <w:p>
+            <w:pPr>
+              <w:pStyle w:val="Compact"/>
+            </w:pPr>
+            <w:r>
+              <w:t xml:space="preserve">GET</w:t>
+            </w:r>
+          </w:p>
+        </w:tc>
+        <w:tc>
+          <w:tcPr/>
+          <w:p>
+            <w:pPr>
+              <w:pStyle w:val="Compact"/>
+            </w:pPr>
+            <w:r>
+              <w:rPr>
+                <w:rStyle w:val="VerbatimChar"/>
+              </w:rPr>
+              <w:t xml:space="preserve">/api/dashboard</w:t>
+            </w:r>
+          </w:p>
+        </w:tc>
+        <w:tc>
+          <w:tcPr/>
+          <w:p>
+            <w:pPr>
+              <w:pStyle w:val="Compact"/>
+            </w:pPr>
+            <w:r>
+              <w:t xml:space="preserve">Rechazo sin autenticación</w:t>
+            </w:r>
+          </w:p>
+        </w:tc>
+      </w:tr>
+      <w:tr>
+        <w:tc>
+          <w:tcPr/>
+          <w:p>
+            <w:pPr>
+              <w:pStyle w:val="Compact"/>
+            </w:pPr>
+            <w:r>
+              <w:t xml:space="preserve">401 - Stream SSE sin token</w:t>
+            </w:r>
+          </w:p>
+        </w:tc>
+        <w:tc>
+          <w:tcPr/>
+          <w:p>
+            <w:pPr>
+              <w:pStyle w:val="Compact"/>
+            </w:pPr>
+            <w:r>
+              <w:t xml:space="preserve">GET</w:t>
+            </w:r>
+          </w:p>
+        </w:tc>
+        <w:tc>
+          <w:tcPr/>
+          <w:p>
+            <w:pPr>
+              <w:pStyle w:val="Compact"/>
+            </w:pPr>
+            <w:r>
+              <w:rPr>
+                <w:rStyle w:val="VerbatimChar"/>
+              </w:rPr>
+              <w:t xml:space="preserve">/api/dashboard/stream</w:t>
+            </w:r>
+          </w:p>
+        </w:tc>
+        <w:tc>
+          <w:tcPr/>
+          <w:p>
+            <w:pPr>
+              <w:pStyle w:val="Compact"/>
+            </w:pPr>
+            <w:r>
+              <w:t xml:space="preserve">Rechazo sin autenticación</w:t>
+            </w:r>
+          </w:p>
+        </w:tc>
+      </w:tr>
+    </w:tbl>
+    <w:p>
+      <w:pPr>
+        <w:pStyle w:val="BlockText"/>
+      </w:pPr>
+      <w:r>
+        <w:t xml:space="preserve">El camino feliz del stream SSE no es testeable desde Postman (la conexión queda abierta indefinidamente): la colección solo verifica sus rechazos 401/403, que el backend resuelve antes de empezar a transmitir. La actualización en vivo se cubre con las pruebas automatizadas del backend/frontend y la prueba funcional 6.8.</w:t>
+      </w:r>
+    </w:p>
+    <w:bookmarkEnd w:id="24"/>
+    <w:bookmarkStart w:id="25" w:name="tests-modificados"/>
+    <w:p>
+      <w:pPr>
+        <w:pStyle w:val="Heading3"/>
+      </w:pPr>
+      <w:r>
+        <w:t xml:space="preserve">Tests modificados</w:t>
+      </w:r>
+    </w:p>
+    <w:p>
+      <w:pPr>
+        <w:pStyle w:val="FirstParagraph"/>
+      </w:pPr>
+      <w:r>
+        <w:t xml:space="preserve">A diferencia de la iteración anterior, no hubo cambios de contrato que obligaran a tocar tests existentes: el resto de la colección corre exactamente igual que en la iteración 5. Solo se agregaron dos variables de colección (</w:t>
+      </w:r>
+      <w:r>
+        <w:rPr>
+          <w:rStyle w:val="VerbatimChar"/>
+        </w:rPr>
+        <w:t xml:space="preserve">pagosCuotaPendienteId</w:t>
+      </w:r>
+      <w:r>
+        <w:t xml:space="preserve">,</w:t>
+      </w:r>
+      <w:r>
+        <w:t xml:space="preserve"> </w:t>
+      </w:r>
+      <w:r>
+        <w:rPr>
+          <w:rStyle w:val="VerbatimChar"/>
+        </w:rPr>
+        <w:t xml:space="preserve">dashUnidadId</w:t>
+      </w:r>
+      <w:r>
+        <w:t xml:space="preserve">) para encadenar los tests nuevos.</w:t>
+      </w:r>
+    </w:p>
+    <w:bookmarkEnd w:id="25"/>
+    <w:bookmarkStart w:id="26" w:name="resumen-de-resultados"/>
+    <w:p>
+      <w:pPr>
+        <w:pStyle w:val="Heading3"/>
+      </w:pPr>
+      <w:r>
+        <w:t xml:space="preserve">Resumen de resultados</w:t>
+      </w:r>
+    </w:p>
+    <w:tbl>
+      <w:tblPr>
+        <w:tblStyle w:val="Table"/>
+        <w:tblW w:type="auto" w:w="0"/>
+        <w:tblLook w:firstRow="1" w:lastRow="0" w:firstColumn="0" w:lastColumn="0" w:noHBand="0" w:noVBand="0" w:val="0020"/>
+      </w:tblPr>
+      <w:tblGrid>
+        <w:gridCol w:w="2640"/>
+        <w:gridCol w:w="2640"/>
+        <w:gridCol w:w="2640"/>
+      </w:tblGrid>
+      <w:tr>
+        <w:trPr>
+          <w:tblHeader w:val="on"/>
+        </w:trPr>
+        <w:tc>
+          <w:tcPr/>
+          <w:p>
+            <w:pPr>
+              <w:pStyle w:val="Compact"/>
+            </w:pPr>
+            <w:r>
+              <w:rPr>
+                <w:b/>
+                <w:bCs/>
+              </w:rPr>
+              <w:t xml:space="preserve">Módulo</w:t>
+            </w:r>
+          </w:p>
+        </w:tc>
+        <w:tc>
+          <w:tcPr/>
+          <w:p>
+            <w:pPr>
+              <w:pStyle w:val="Compact"/>
+            </w:pPr>
+            <w:r>
+              <w:rPr>
+                <w:b/>
+                <w:bCs/>
+              </w:rPr>
+              <w:t xml:space="preserve">Tests</w:t>
+            </w:r>
+          </w:p>
+        </w:tc>
+        <w:tc>
+          <w:tcPr/>
+          <w:p>
+            <w:pPr>
+              <w:pStyle w:val="Compact"/>
+            </w:pPr>
+            <w:r>
+              <w:rPr>
+                <w:b/>
+                <w:bCs/>
+              </w:rPr>
+              <w:t xml:space="preserve">Resultado</w:t>
+            </w:r>
+          </w:p>
+        </w:tc>
+      </w:tr>
+      <w:tr>
+        <w:tc>
+          <w:tcPr/>
+          <w:p>
+            <w:pPr>
+              <w:pStyle w:val="Compact"/>
+            </w:pPr>
+            <w:r>
+              <w:t xml:space="preserve">Pagos Mercado Pago (RF-21)</w:t>
+            </w:r>
+          </w:p>
+        </w:tc>
+        <w:tc>
+          <w:tcPr/>
+          <w:p>
+            <w:pPr>
+              <w:pStyle w:val="Compact"/>
+            </w:pPr>
+            <w:r>
+              <w:t xml:space="preserve">18</w:t>
+            </w:r>
+          </w:p>
+        </w:tc>
+        <w:tc>
+          <w:tcPr/>
+          <w:p>
+            <w:pPr>
+              <w:pStyle w:val="Compact"/>
+            </w:pPr>
+            <w:r>
+              <w:t xml:space="preserve">Pasaron</w:t>
+            </w:r>
+          </w:p>
+        </w:tc>
+      </w:tr>
+      <w:tr>
+        <w:tc>
+          <w:tcPr/>
+          <w:p>
+            <w:pPr>
+              <w:pStyle w:val="Compact"/>
+            </w:pPr>
+            <w:r>
+              <w:t xml:space="preserve">Cuotas --- Jobs manuales (RF-06/RF-07)</w:t>
+            </w:r>
+          </w:p>
+        </w:tc>
+        <w:tc>
+          <w:tcPr/>
+          <w:p>
+            <w:pPr>
+              <w:pStyle w:val="Compact"/>
+            </w:pPr>
+            <w:r>
+              <w:t xml:space="preserve">9</w:t>
+            </w:r>
+          </w:p>
+        </w:tc>
+        <w:tc>
+          <w:tcPr/>
+          <w:p>
+            <w:pPr>
+              <w:pStyle w:val="Compact"/>
+            </w:pPr>
+            <w:r>
+              <w:t xml:space="preserve">Pasaron</w:t>
+            </w:r>
+          </w:p>
+        </w:tc>
+      </w:tr>
+      <w:tr>
+        <w:tc>
+          <w:tcPr/>
+          <w:p>
+            <w:pPr>
+              <w:pStyle w:val="Compact"/>
+            </w:pPr>
+            <w:r>
+              <w:t xml:space="preserve">Dashboard en tiempo real (RF-18)</w:t>
+            </w:r>
+          </w:p>
+        </w:tc>
+        <w:tc>
+          <w:tcPr/>
+          <w:p>
+            <w:pPr>
+              <w:pStyle w:val="Compact"/>
+            </w:pPr>
+            <w:r>
+              <w:t xml:space="preserve">8</w:t>
+            </w:r>
+          </w:p>
+        </w:tc>
+        <w:tc>
+          <w:tcPr/>
+          <w:p>
+            <w:pPr>
+              <w:pStyle w:val="Compact"/>
+            </w:pPr>
+            <w:r>
+              <w:t xml:space="preserve">Pasaron</w:t>
+            </w:r>
+          </w:p>
+        </w:tc>
+      </w:tr>
+      <w:tr>
+        <w:tc>
+          <w:tcPr/>
+          <w:p>
+            <w:pPr>
+              <w:pStyle w:val="Compact"/>
+            </w:pPr>
+            <w:r>
+              <w:t xml:space="preserve">Resto de la colección (sin cambios)</w:t>
+            </w:r>
+          </w:p>
+        </w:tc>
+        <w:tc>
+          <w:tcPr/>
+          <w:p>
+            <w:pPr>
+              <w:pStyle w:val="Compact"/>
+            </w:pPr>
+            <w:r>
+              <w:t xml:space="preserve">129</w:t>
+            </w:r>
+          </w:p>
+        </w:tc>
+        <w:tc>
+          <w:tcPr/>
+          <w:p>
+            <w:pPr>
+              <w:pStyle w:val="Compact"/>
+            </w:pPr>
+            <w:r>
+              <w:t xml:space="preserve">Pasaron</w:t>
+            </w:r>
+          </w:p>
+        </w:tc>
+      </w:tr>
+      <w:tr>
+        <w:tc>
+          <w:tcPr/>
+          <w:p>
+            <w:pPr>
+              <w:pStyle w:val="Compact"/>
+            </w:pPr>
+            <w:r>
+              <w:rPr>
+                <w:b/>
+                <w:bCs/>
+              </w:rPr>
+              <w:t xml:space="preserve">Total de la colección</w:t>
+            </w:r>
+          </w:p>
+        </w:tc>
+        <w:tc>
+          <w:tcPr/>
+          <w:p>
+            <w:pPr>
+              <w:pStyle w:val="Compact"/>
+            </w:pPr>
+            <w:r>
+              <w:rPr>
+                <w:b/>
+                <w:bCs/>
+              </w:rPr>
+              <w:t xml:space="preserve">296 aserciones</w:t>
+            </w:r>
+          </w:p>
+        </w:tc>
+        <w:tc>
+          <w:tcPr/>
+          <w:p>
+            <w:pPr>
+              <w:pStyle w:val="Compact"/>
+            </w:pPr>
+            <w:r>
+              <w:rPr>
+                <w:b/>
+                <w:bCs/>
+              </w:rPr>
+              <w:t xml:space="preserve">0 fallos</w:t>
+            </w:r>
+          </w:p>
+        </w:tc>
+      </w:tr>
+    </w:tbl>
+    <w:bookmarkEnd w:id="26"/>
+    <w:bookmarkEnd w:id="27"/>
+    <w:bookmarkStart w:id="37" w:name="pruebas-funcionales-de-frontend"/>
+    <w:p>
+      <w:pPr>
+        <w:pStyle w:val="Heading2"/>
+      </w:pPr>
+      <w:r>
+        <w:t xml:space="preserve">Pruebas funcionales de frontend</w:t>
+      </w:r>
+    </w:p>
+    <w:bookmarkStart w:id="28" w:name="X51813cf473653e9d83c3d98551178c4e3bfc41d"/>
+    <w:p>
+      <w:pPr>
+        <w:pStyle w:val="Heading3"/>
+      </w:pPr>
+      <w:r>
+        <w:t xml:space="preserve">Prueba 6.1 --- Pago aprobado de punta a punta (sandbox)</w:t>
+      </w:r>
+    </w:p>
+    <w:p>
+      <w:pPr>
+        <w:pStyle w:val="FirstParagraph"/>
+      </w:pPr>
+      <w:r>
+        <w:rPr>
+          <w:i/>
+          <w:iCs/>
+        </w:rPr>
+        <w:t xml:space="preserve">(captura de pantalla)</w:t>
+      </w:r>
+    </w:p>
+    <w:p>
+      <w:pPr>
+        <w:pStyle w:val="BodyText"/>
+      </w:pPr>
+      <w:r>
+        <w:rPr>
+          <w:b/>
+          <w:bCs/>
+        </w:rPr>
+        <w:t xml:space="preserve">Pasos:</w:t>
+      </w:r>
+    </w:p>
+    <w:p>
+      <w:pPr>
+        <w:pStyle w:val="Compact"/>
+        <w:numPr>
+          <w:ilvl w:val="0"/>
+          <w:numId w:val="1019"/>
+        </w:numPr>
+      </w:pPr>
+      <w:r>
+        <w:t xml:space="preserve">Loguear como socio con una cuota pendiente, ir a "Mis Cuotas".</w:t>
+      </w:r>
+    </w:p>
+    <w:p>
+      <w:pPr>
+        <w:pStyle w:val="Compact"/>
+        <w:numPr>
+          <w:ilvl w:val="0"/>
+          <w:numId w:val="1019"/>
+        </w:numPr>
+      </w:pPr>
+      <w:r>
+        <w:t xml:space="preserve">Hacer clic en "Pagar con Mercado Pago".</w:t>
+      </w:r>
+    </w:p>
+    <w:p>
+      <w:pPr>
+        <w:pStyle w:val="Compact"/>
+        <w:numPr>
+          <w:ilvl w:val="0"/>
+          <w:numId w:val="1019"/>
+        </w:numPr>
+      </w:pPr>
+      <w:r>
+        <w:t xml:space="preserve">En el checkout de Mercado Pago, pagar con el usuario comprador de prueba y una tarjeta de test de pago aprobado.</w:t>
+      </w:r>
+    </w:p>
+    <w:p>
+      <w:pPr>
+        <w:pStyle w:val="FirstParagraph"/>
+      </w:pPr>
+      <w:r>
+        <w:rPr>
+          <w:b/>
+          <w:bCs/>
+        </w:rPr>
+        <w:t xml:space="preserve">Resultado esperado:</w:t>
+      </w:r>
+      <w:r>
+        <w:t xml:space="preserve"> </w:t>
+      </w:r>
+      <w:r>
+        <w:t xml:space="preserve">El socio vuelve a la página "¡Pago confirmado!". A los pocos segundos la cuota figura "Pagada" en Mis Cuotas, el pago aparece como "Aprobado" en Mis Pagos con su número de transacción, llega el email de confirmación y la auditoría registra la operación.</w:t>
+      </w:r>
+    </w:p>
+    <w:p>
+      <w:pPr>
+        <w:pStyle w:val="BodyText"/>
+      </w:pPr>
+      <w:r>
+        <w:rPr>
+          <w:b/>
+          <w:bCs/>
+        </w:rPr>
+        <w:t xml:space="preserve">Descripción:</w:t>
+      </w:r>
+      <w:r>
+        <w:t xml:space="preserve"> </w:t>
+      </w:r>
+      <w:r>
+        <w:t xml:space="preserve">Verifica el flujo feliz completo: creación de la preferencia, checkout, confirmación por webhook auténtico, actualización de la cuota, registro del pago, email y auditoría.</w:t>
+      </w:r>
+    </w:p>
+    <w:bookmarkEnd w:id="28"/>
+    <w:bookmarkStart w:id="29" w:name="prueba-6.2-----pago-rechazado"/>
+    <w:p>
+      <w:pPr>
+        <w:pStyle w:val="Heading3"/>
+      </w:pPr>
+      <w:r>
+        <w:t xml:space="preserve">Prueba 6.2 --- Pago rechazado</w:t>
+      </w:r>
+    </w:p>
+    <w:p>
+      <w:pPr>
+        <w:pStyle w:val="FirstParagraph"/>
+      </w:pPr>
+      <w:r>
+        <w:rPr>
+          <w:i/>
+          <w:iCs/>
+        </w:rPr>
+        <w:t xml:space="preserve">(captura de pantalla)</w:t>
+      </w:r>
+    </w:p>
+    <w:p>
+      <w:pPr>
+        <w:pStyle w:val="BodyText"/>
+      </w:pPr>
+      <w:r>
+        <w:rPr>
+          <w:b/>
+          <w:bCs/>
+        </w:rPr>
+        <w:t xml:space="preserve">Pasos:</w:t>
+      </w:r>
+    </w:p>
+    <w:p>
+      <w:pPr>
+        <w:pStyle w:val="Compact"/>
+        <w:numPr>
+          <w:ilvl w:val="0"/>
+          <w:numId w:val="1020"/>
+        </w:numPr>
+      </w:pPr>
+      <w:r>
+        <w:t xml:space="preserve">Repetir la Prueba 6.1 pero pagando con la tarjeta de test de pago rechazado.</w:t>
+      </w:r>
+    </w:p>
+    <w:p>
+      <w:pPr>
+        <w:pStyle w:val="FirstParagraph"/>
+      </w:pPr>
+      <w:r>
+        <w:rPr>
+          <w:b/>
+          <w:bCs/>
+        </w:rPr>
+        <w:t xml:space="preserve">Resultado esperado:</w:t>
+      </w:r>
+      <w:r>
+        <w:t xml:space="preserve"> </w:t>
+      </w:r>
+      <w:r>
+        <w:t xml:space="preserve">El socio ve "El pago fue rechazado". La cuota sigue "Pendiente" y conserva el botón de pago; en Mis Pagos el intento figura como "Rechazado". El acceso al portal no se bloquea.</w:t>
+      </w:r>
+    </w:p>
+    <w:p>
+      <w:pPr>
+        <w:pStyle w:val="BodyText"/>
+      </w:pPr>
+      <w:r>
+        <w:rPr>
+          <w:b/>
+          <w:bCs/>
+        </w:rPr>
+        <w:t xml:space="preserve">Descripción:</w:t>
+      </w:r>
+      <w:r>
+        <w:t xml:space="preserve"> </w:t>
+      </w:r>
+      <w:r>
+        <w:t xml:space="preserve">Verifica que un rechazo no modifica el estado de la cuota (RN-34) y que el intento queda registrado para trazabilidad.</w:t>
+      </w:r>
+    </w:p>
+    <w:bookmarkEnd w:id="29"/>
+    <w:bookmarkStart w:id="30" w:name="prueba-6.3-----pago-pendiente"/>
+    <w:p>
+      <w:pPr>
+        <w:pStyle w:val="Heading3"/>
+      </w:pPr>
+      <w:r>
+        <w:t xml:space="preserve">Prueba 6.3 --- Pago pendiente</w:t>
+      </w:r>
+    </w:p>
+    <w:p>
+      <w:pPr>
+        <w:pStyle w:val="FirstParagraph"/>
+      </w:pPr>
+      <w:r>
+        <w:rPr>
+          <w:i/>
+          <w:iCs/>
+        </w:rPr>
+        <w:t xml:space="preserve">(captura de pantalla)</w:t>
+      </w:r>
+    </w:p>
+    <w:p>
+      <w:pPr>
+        <w:pStyle w:val="BodyText"/>
+      </w:pPr>
+      <w:r>
+        <w:rPr>
+          <w:b/>
+          <w:bCs/>
+        </w:rPr>
+        <w:t xml:space="preserve">Pasos:</w:t>
+      </w:r>
+    </w:p>
+    <w:p>
+      <w:pPr>
+        <w:pStyle w:val="Compact"/>
+        <w:numPr>
+          <w:ilvl w:val="0"/>
+          <w:numId w:val="1021"/>
+        </w:numPr>
+      </w:pPr>
+      <w:r>
+        <w:t xml:space="preserve">Repetir la Prueba 6.1 eligiendo un medio de pago que quede en estado pendiente (o simulando el retorno con estado pendiente).</w:t>
+      </w:r>
+    </w:p>
+    <w:p>
+      <w:pPr>
+        <w:pStyle w:val="FirstParagraph"/>
+      </w:pPr>
+      <w:r>
+        <w:rPr>
+          <w:b/>
+          <w:bCs/>
+        </w:rPr>
+        <w:t xml:space="preserve">Resultado esperado:</w:t>
+      </w:r>
+      <w:r>
+        <w:t xml:space="preserve"> </w:t>
+      </w:r>
+      <w:r>
+        <w:t xml:space="preserve">El socio ve "Pago en proceso". La cuota no cambia de estado hasta que la pasarela confirme la aprobación.</w:t>
+      </w:r>
+    </w:p>
+    <w:p>
+      <w:pPr>
+        <w:pStyle w:val="BodyText"/>
+      </w:pPr>
+      <w:r>
+        <w:rPr>
+          <w:b/>
+          <w:bCs/>
+        </w:rPr>
+        <w:t xml:space="preserve">Descripción:</w:t>
+      </w:r>
+      <w:r>
+        <w:t xml:space="preserve"> </w:t>
+      </w:r>
+      <w:r>
+        <w:t xml:space="preserve">Verifica que solo la aprobación definitiva marca la cuota como pagada.</w:t>
+      </w:r>
+    </w:p>
+    <w:bookmarkEnd w:id="30"/>
+    <w:bookmarkStart w:id="31" w:name="Xec1695931491e77d85298fc78f975be6b9639f2"/>
+    <w:p>
+      <w:pPr>
+        <w:pStyle w:val="Heading3"/>
+      </w:pPr>
+      <w:r>
+        <w:t xml:space="preserve">Prueba 6.4 --- Cuota pagada no ofrece pago</w:t>
+      </w:r>
+    </w:p>
+    <w:p>
+      <w:pPr>
+        <w:pStyle w:val="FirstParagraph"/>
+      </w:pPr>
+      <w:r>
+        <w:rPr>
+          <w:i/>
+          <w:iCs/>
+        </w:rPr>
+        <w:t xml:space="preserve">(captura de pantalla)</w:t>
+      </w:r>
+    </w:p>
+    <w:p>
+      <w:pPr>
+        <w:pStyle w:val="BodyText"/>
+      </w:pPr>
+      <w:r>
+        <w:rPr>
+          <w:b/>
+          <w:bCs/>
+        </w:rPr>
+        <w:t xml:space="preserve">Pasos:</w:t>
+      </w:r>
+    </w:p>
+    <w:p>
+      <w:pPr>
+        <w:pStyle w:val="Compact"/>
+        <w:numPr>
+          <w:ilvl w:val="0"/>
+          <w:numId w:val="1022"/>
+        </w:numPr>
+      </w:pPr>
+      <w:r>
+        <w:t xml:space="preserve">Loguear como socio con una cuota ya pagada.</w:t>
+      </w:r>
+    </w:p>
+    <w:p>
+      <w:pPr>
+        <w:pStyle w:val="Compact"/>
+        <w:numPr>
+          <w:ilvl w:val="0"/>
+          <w:numId w:val="1022"/>
+        </w:numPr>
+      </w:pPr>
+      <w:r>
+        <w:t xml:space="preserve">Revisar la fila/tarjeta de esa cuota en "Mis Cuotas".</w:t>
+      </w:r>
+    </w:p>
+    <w:p>
+      <w:pPr>
+        <w:pStyle w:val="FirstParagraph"/>
+      </w:pPr>
+      <w:r>
+        <w:rPr>
+          <w:b/>
+          <w:bCs/>
+        </w:rPr>
+        <w:t xml:space="preserve">Resultado esperado:</w:t>
+      </w:r>
+      <w:r>
+        <w:t xml:space="preserve"> </w:t>
+      </w:r>
+      <w:r>
+        <w:t xml:space="preserve">La cuota pagada no muestra el botón "Pagar con Mercado Pago". Si se fuerza el pedido por API, el sistema lo rechaza.</w:t>
+      </w:r>
+    </w:p>
+    <w:p>
+      <w:pPr>
+        <w:pStyle w:val="BodyText"/>
+      </w:pPr>
+      <w:r>
+        <w:rPr>
+          <w:b/>
+          <w:bCs/>
+        </w:rPr>
+        <w:t xml:space="preserve">Descripción:</w:t>
+      </w:r>
+      <w:r>
+        <w:t xml:space="preserve"> </w:t>
+      </w:r>
+      <w:r>
+        <w:t xml:space="preserve">Verifica la regla de que no se pagan cuotas ya saldadas, en interfaz y en servidor.</w:t>
+      </w:r>
+    </w:p>
+    <w:bookmarkEnd w:id="31"/>
+    <w:bookmarkStart w:id="32" w:name="prueba-6.5-----historial-mis-pagos"/>
+    <w:p>
+      <w:pPr>
+        <w:pStyle w:val="Heading3"/>
+      </w:pPr>
+      <w:r>
+        <w:t xml:space="preserve">Prueba 6.5 --- Historial "Mis Pagos"</w:t>
+      </w:r>
+    </w:p>
+    <w:p>
+      <w:pPr>
+        <w:pStyle w:val="FirstParagraph"/>
+      </w:pPr>
+      <w:r>
+        <w:rPr>
+          <w:i/>
+          <w:iCs/>
+        </w:rPr>
+        <w:t xml:space="preserve">(captura de pantalla)</w:t>
+      </w:r>
+    </w:p>
+    <w:p>
+      <w:pPr>
+        <w:pStyle w:val="BodyText"/>
+      </w:pPr>
+      <w:r>
+        <w:rPr>
+          <w:b/>
+          <w:bCs/>
+        </w:rPr>
+        <w:t xml:space="preserve">Pasos:</w:t>
+      </w:r>
+    </w:p>
+    <w:p>
+      <w:pPr>
+        <w:pStyle w:val="Compact"/>
+        <w:numPr>
+          <w:ilvl w:val="0"/>
+          <w:numId w:val="1023"/>
+        </w:numPr>
+      </w:pPr>
+      <w:r>
+        <w:t xml:space="preserve">Con un socio que tenga pagos aprobados y rechazados, entrar a "Mis Pagos" desde el menú del portal.</w:t>
+      </w:r>
+    </w:p>
+    <w:p>
+      <w:pPr>
+        <w:pStyle w:val="Compact"/>
+        <w:numPr>
+          <w:ilvl w:val="0"/>
+          <w:numId w:val="1023"/>
+        </w:numPr>
+      </w:pPr>
+      <w:r>
+        <w:t xml:space="preserve">Repetir en un viewport mobile.</w:t>
+      </w:r>
+    </w:p>
+    <w:p>
+      <w:pPr>
+        <w:pStyle w:val="FirstParagraph"/>
+      </w:pPr>
+      <w:r>
+        <w:rPr>
+          <w:b/>
+          <w:bCs/>
+        </w:rPr>
+        <w:t xml:space="preserve">Resultado esperado:</w:t>
+      </w:r>
+      <w:r>
+        <w:t xml:space="preserve"> </w:t>
+      </w:r>
+      <w:r>
+        <w:t xml:space="preserve">El historial lista los pagos del más reciente al más antiguo con fecha, plan, monto, medio, número de transacción y estado con su color. En mobile se muestra como tarjetas apiladas legibles.</w:t>
+      </w:r>
+    </w:p>
+    <w:p>
+      <w:pPr>
+        <w:pStyle w:val="BodyText"/>
+      </w:pPr>
+      <w:r>
+        <w:rPr>
+          <w:b/>
+          <w:bCs/>
+        </w:rPr>
+        <w:t xml:space="preserve">Descripción:</w:t>
+      </w:r>
+      <w:r>
+        <w:t xml:space="preserve"> </w:t>
+      </w:r>
+      <w:r>
+        <w:t xml:space="preserve">Verifica el historial del socio y su variante responsive.</w:t>
+      </w:r>
+    </w:p>
+    <w:bookmarkEnd w:id="32"/>
+    <w:bookmarkStart w:id="33" w:name="prueba-6.6-----abandono-del-checkout"/>
+    <w:p>
+      <w:pPr>
+        <w:pStyle w:val="Heading3"/>
+      </w:pPr>
+      <w:r>
+        <w:t xml:space="preserve">Prueba 6.6 --- Abandono del checkout</w:t>
+      </w:r>
+    </w:p>
+    <w:p>
+      <w:pPr>
+        <w:pStyle w:val="FirstParagraph"/>
+      </w:pPr>
+      <w:r>
+        <w:rPr>
+          <w:i/>
+          <w:iCs/>
+        </w:rPr>
+        <w:t xml:space="preserve">(captura de pantalla)</w:t>
+      </w:r>
+    </w:p>
+    <w:p>
+      <w:pPr>
+        <w:pStyle w:val="BodyText"/>
+      </w:pPr>
+      <w:r>
+        <w:rPr>
+          <w:b/>
+          <w:bCs/>
+        </w:rPr>
+        <w:t xml:space="preserve">Pasos:</w:t>
+      </w:r>
+    </w:p>
+    <w:p>
+      <w:pPr>
+        <w:pStyle w:val="Compact"/>
+        <w:numPr>
+          <w:ilvl w:val="0"/>
+          <w:numId w:val="1024"/>
+        </w:numPr>
+      </w:pPr>
+      <w:r>
+        <w:t xml:space="preserve">Iniciar el pago de una cuota pendiente.</w:t>
+      </w:r>
+    </w:p>
+    <w:p>
+      <w:pPr>
+        <w:pStyle w:val="Compact"/>
+        <w:numPr>
+          <w:ilvl w:val="0"/>
+          <w:numId w:val="1024"/>
+        </w:numPr>
+      </w:pPr>
+      <w:r>
+        <w:t xml:space="preserve">En el checkout de Mercado Pago, cerrar la pestaña o volver al portal sin pagar.</w:t>
+      </w:r>
+    </w:p>
+    <w:p>
+      <w:pPr>
+        <w:pStyle w:val="FirstParagraph"/>
+      </w:pPr>
+      <w:r>
+        <w:rPr>
+          <w:b/>
+          <w:bCs/>
+        </w:rPr>
+        <w:t xml:space="preserve">Resultado esperado:</w:t>
+      </w:r>
+      <w:r>
+        <w:t xml:space="preserve"> </w:t>
+      </w:r>
+      <w:r>
+        <w:t xml:space="preserve">La cuota sigue "Pendiente" con su botón de pago disponible; se puede reintentar normalmente y el nuevo intento funciona.</w:t>
+      </w:r>
+    </w:p>
+    <w:p>
+      <w:pPr>
+        <w:pStyle w:val="BodyText"/>
+      </w:pPr>
+      <w:r>
+        <w:rPr>
+          <w:b/>
+          <w:bCs/>
+        </w:rPr>
+        <w:t xml:space="preserve">Descripción:</w:t>
+      </w:r>
+      <w:r>
+        <w:t xml:space="preserve"> </w:t>
+      </w:r>
+      <w:r>
+        <w:t xml:space="preserve">Verifica que abandonar el checkout no deja la cuota ni el portal en un estado inconsistente.</w:t>
+      </w:r>
+    </w:p>
+    <w:bookmarkEnd w:id="33"/>
+    <w:bookmarkStart w:id="34" w:name="prueba-6.7-----error-al-iniciar-el-pago"/>
+    <w:p>
+      <w:pPr>
+        <w:pStyle w:val="Heading3"/>
+      </w:pPr>
+      <w:r>
+        <w:t xml:space="preserve">Prueba 6.7 --- Error al iniciar el pago</w:t>
+      </w:r>
+    </w:p>
+    <w:p>
+      <w:pPr>
+        <w:pStyle w:val="FirstParagraph"/>
+      </w:pPr>
+      <w:r>
+        <w:rPr>
+          <w:i/>
+          <w:iCs/>
+        </w:rPr>
+        <w:t xml:space="preserve">(captura de pantalla)</w:t>
+      </w:r>
+    </w:p>
+    <w:p>
+      <w:pPr>
+        <w:pStyle w:val="BodyText"/>
+      </w:pPr>
+      <w:r>
+        <w:rPr>
+          <w:b/>
+          <w:bCs/>
+        </w:rPr>
+        <w:t xml:space="preserve">Pasos:</w:t>
+      </w:r>
+    </w:p>
+    <w:p>
+      <w:pPr>
+        <w:pStyle w:val="Compact"/>
+        <w:numPr>
+          <w:ilvl w:val="0"/>
+          <w:numId w:val="1025"/>
+        </w:numPr>
+      </w:pPr>
+      <w:r>
+        <w:t xml:space="preserve">Con la integración de Mercado Pago deshabilitada o sin conectividad con la pasarela, intentar pagar una cuota pendiente.</w:t>
+      </w:r>
+    </w:p>
+    <w:p>
+      <w:pPr>
+        <w:pStyle w:val="FirstParagraph"/>
+      </w:pPr>
+      <w:r>
+        <w:rPr>
+          <w:b/>
+          <w:bCs/>
+        </w:rPr>
+        <w:t xml:space="preserve">Resultado esperado:</w:t>
+      </w:r>
+      <w:r>
+        <w:t xml:space="preserve"> </w:t>
+      </w:r>
+      <w:r>
+        <w:t xml:space="preserve">Se muestra el mensaje "No se pudo iniciar el pago. Intentá de nuevo en unos minutos." y el socio permanece en Mis Cuotas, sin redirección ni cambios en la cuota.</w:t>
+      </w:r>
+    </w:p>
+    <w:p>
+      <w:pPr>
+        <w:pStyle w:val="BodyText"/>
+      </w:pPr>
+      <w:r>
+        <w:rPr>
+          <w:b/>
+          <w:bCs/>
+        </w:rPr>
+        <w:t xml:space="preserve">Descripción:</w:t>
+      </w:r>
+      <w:r>
+        <w:t xml:space="preserve"> </w:t>
+      </w:r>
+      <w:r>
+        <w:t xml:space="preserve">Verifica el manejo controlado de la indisponibilidad de la pasarela (E5).</w:t>
+      </w:r>
+    </w:p>
+    <w:bookmarkEnd w:id="34"/>
+    <w:bookmarkStart w:id="35" w:name="X6ee000ae38409bda5016fef70f04889d28d9ba3"/>
+    <w:p>
+      <w:pPr>
+        <w:pStyle w:val="Heading3"/>
+      </w:pPr>
+      <w:r>
+        <w:t xml:space="preserve">Prueba 6.8 --- Dashboard en vivo y filtro por unidad</w:t>
+      </w:r>
+    </w:p>
+    <w:p>
+      <w:pPr>
+        <w:pStyle w:val="FirstParagraph"/>
+      </w:pPr>
+      <w:r>
+        <w:rPr>
+          <w:i/>
+          <w:iCs/>
+        </w:rPr>
+        <w:t xml:space="preserve">(captura de pantalla)</w:t>
+      </w:r>
+    </w:p>
+    <w:p>
+      <w:pPr>
+        <w:pStyle w:val="BodyText"/>
+      </w:pPr>
+      <w:r>
+        <w:rPr>
+          <w:b/>
+          <w:bCs/>
+        </w:rPr>
+        <w:t xml:space="preserve">Pasos:</w:t>
+      </w:r>
+    </w:p>
+    <w:p>
+      <w:pPr>
+        <w:pStyle w:val="Compact"/>
+        <w:numPr>
+          <w:ilvl w:val="0"/>
+          <w:numId w:val="1026"/>
+        </w:numPr>
+      </w:pPr>
+      <w:r>
+        <w:t xml:space="preserve">Loguear como Admin: el panel abre directamente en el dashboard con la vista consolidada de todas las sedes y el indicador "En vivo".</w:t>
+      </w:r>
+    </w:p>
+    <w:p>
+      <w:pPr>
+        <w:pStyle w:val="Compact"/>
+        <w:numPr>
+          <w:ilvl w:val="0"/>
+          <w:numId w:val="1026"/>
+        </w:numPr>
+      </w:pPr>
+      <w:r>
+        <w:t xml:space="preserve">Desde otra ventana, registrar un cambio operativo (por ejemplo, una inscripción a una clase o un nuevo socio).</w:t>
+      </w:r>
+    </w:p>
+    <w:p>
+      <w:pPr>
+        <w:pStyle w:val="Compact"/>
+        <w:numPr>
+          <w:ilvl w:val="0"/>
+          <w:numId w:val="1026"/>
+        </w:numPr>
+      </w:pPr>
+      <w:r>
+        <w:t xml:space="preserve">Observar el dashboard sin tocar nada.</w:t>
+      </w:r>
+    </w:p>
+    <w:p>
+      <w:pPr>
+        <w:pStyle w:val="Compact"/>
+        <w:numPr>
+          <w:ilvl w:val="0"/>
+          <w:numId w:val="1026"/>
+        </w:numPr>
+      </w:pPr>
+      <w:r>
+        <w:t xml:space="preserve">Seleccionar una sede en el filtro y luego volver a "Todas las sedes".</w:t>
+      </w:r>
+    </w:p>
+    <w:p>
+      <w:pPr>
+        <w:pStyle w:val="FirstParagraph"/>
+      </w:pPr>
+      <w:r>
+        <w:rPr>
+          <w:b/>
+          <w:bCs/>
+        </w:rPr>
+        <w:t xml:space="preserve">Resultado esperado:</w:t>
+      </w:r>
+      <w:r>
+        <w:t xml:space="preserve"> </w:t>
+      </w:r>
+      <w:r>
+        <w:t xml:space="preserve">El cambio del paso 2 se refleja en las métricas en menos de 30 segundos, sin recargar la página, y se actualiza la hora de "Actualizado". Al filtrar por sede, todas las métricas, listas y la gráfica se recalculan para esa unidad; al volver a "Todas" se restituye el consolidado.</w:t>
+      </w:r>
+    </w:p>
+    <w:p>
+      <w:pPr>
+        <w:pStyle w:val="BodyText"/>
+      </w:pPr>
+      <w:r>
+        <w:rPr>
+          <w:b/>
+          <w:bCs/>
+        </w:rPr>
+        <w:t xml:space="preserve">Descripción:</w:t>
+      </w:r>
+      <w:r>
+        <w:t xml:space="preserve"> </w:t>
+      </w:r>
+      <w:r>
+        <w:t xml:space="preserve">Verifica la actualización en tiempo real por SSE (RNF-02, RN-15), la vista consolidada por defecto (RN-14) y el recálculo por unidad (CA-01, CA-02, CA-03).</w:t>
+      </w:r>
+    </w:p>
+    <w:bookmarkEnd w:id="35"/>
+    <w:bookmarkStart w:id="36" w:name="Xd2eab90901e35f3e41e37b6a14a72efb1663890"/>
+    <w:p>
+      <w:pPr>
+        <w:pStyle w:val="Heading3"/>
+      </w:pPr>
+      <w:r>
+        <w:t xml:space="preserve">Prueba 6.9 --- Acceso al dashboard controlado por permiso</w:t>
+      </w:r>
+    </w:p>
+    <w:p>
+      <w:pPr>
+        <w:pStyle w:val="FirstParagraph"/>
+      </w:pPr>
+      <w:r>
+        <w:rPr>
+          <w:i/>
+          <w:iCs/>
+        </w:rPr>
+        <w:t xml:space="preserve">(captura de pantalla)</w:t>
+      </w:r>
+    </w:p>
+    <w:p>
+      <w:pPr>
+        <w:pStyle w:val="BodyText"/>
+      </w:pPr>
+      <w:r>
+        <w:rPr>
+          <w:b/>
+          <w:bCs/>
+        </w:rPr>
+        <w:t xml:space="preserve">Pasos:</w:t>
+      </w:r>
+    </w:p>
+    <w:p>
+      <w:pPr>
+        <w:pStyle w:val="Compact"/>
+        <w:numPr>
+          <w:ilvl w:val="0"/>
+          <w:numId w:val="1027"/>
+        </w:numPr>
+      </w:pPr>
+      <w:r>
+        <w:t xml:space="preserve">Loguear con un usuario cuyo rol no tiene el permiso de lectura del módulo Dashboard.</w:t>
+      </w:r>
+    </w:p>
+    <w:p>
+      <w:pPr>
+        <w:pStyle w:val="Compact"/>
+        <w:numPr>
+          <w:ilvl w:val="0"/>
+          <w:numId w:val="1027"/>
+        </w:numPr>
+      </w:pPr>
+      <w:r>
+        <w:t xml:space="preserve">Observar la pantalla de inicio del panel y el menú lateral; intentar entrar por URL directa a</w:t>
+      </w:r>
+      <w:r>
+        <w:t xml:space="preserve"> </w:t>
+      </w:r>
+      <w:r>
+        <w:rPr>
+          <w:rStyle w:val="VerbatimChar"/>
+        </w:rPr>
+        <w:t xml:space="preserve">/admin/dashboard</w:t>
+      </w:r>
+      <w:r>
+        <w:t xml:space="preserve">.</w:t>
+      </w:r>
+    </w:p>
+    <w:p>
+      <w:pPr>
+        <w:pStyle w:val="Compact"/>
+        <w:numPr>
+          <w:ilvl w:val="0"/>
+          <w:numId w:val="1027"/>
+        </w:numPr>
+      </w:pPr>
+      <w:r>
+        <w:t xml:space="preserve">Como Admin, otorgar al rol el permiso de lectura sobre Dashboard desde el formulario de roles y repetir el ingreso.</w:t>
+      </w:r>
+    </w:p>
+    <w:p>
+      <w:pPr>
+        <w:pStyle w:val="FirstParagraph"/>
+      </w:pPr>
+      <w:r>
+        <w:rPr>
+          <w:b/>
+          <w:bCs/>
+        </w:rPr>
+        <w:t xml:space="preserve">Resultado esperado:</w:t>
+      </w:r>
+      <w:r>
+        <w:t xml:space="preserve"> </w:t>
+      </w:r>
+      <w:r>
+        <w:t xml:space="preserve">Sin el permiso, el usuario aterriza en Socios, no ve el ítem "Dashboard" en el menú y el acceso directo es denegado. Con el permiso otorgado, el dashboard pasa a ser su pantalla de inicio y aparece en el menú.</w:t>
+      </w:r>
+    </w:p>
+    <w:p>
+      <w:pPr>
+        <w:pStyle w:val="BodyText"/>
+      </w:pPr>
+      <w:r>
+        <w:rPr>
+          <w:b/>
+          <w:bCs/>
+        </w:rPr>
+        <w:t xml:space="preserve">Descripción:</w:t>
+      </w:r>
+      <w:r>
+        <w:t xml:space="preserve"> </w:t>
+      </w:r>
+      <w:r>
+        <w:t xml:space="preserve">Verifica el control de acceso por el permiso del módulo (RN-16, CA-04) y que el permiso es otorgable a roles custom desde la interfaz.</w:t>
+      </w:r>
+    </w:p>
+    <w:bookmarkEnd w:id="36"/>
+    <w:bookmarkEnd w:id="37"/>
+    <w:bookmarkStart w:id="38" w:name="registro-de-tiempos"/>
+    <w:p>
+      <w:pPr>
+        <w:pStyle w:val="Heading2"/>
+      </w:pPr>
+      <w:r>
+        <w:t xml:space="preserve">Registro de tiempos</w:t>
+      </w:r>
+    </w:p>
+    <w:p>
+      <w:pPr>
+        <w:pStyle w:val="FirstParagraph"/>
+      </w:pPr>
+      <w:r>
+        <w:rPr>
+          <w:b/>
+          <w:bCs/>
+        </w:rPr>
+        <w:t xml:space="preserve">Desarrollo -- tiempo por commit</w:t>
+      </w:r>
+    </w:p>
+    <w:tbl>
+      <w:tblPr>
+        <w:tblStyle w:val="Table"/>
+        <w:tblW w:type="auto" w:w="0"/>
+        <w:tblLook w:firstRow="1" w:lastRow="0" w:firstColumn="0" w:lastColumn="0" w:noHBand="0" w:noVBand="0" w:val="0020"/>
+      </w:tblPr>
+      <w:tblGrid>
+        <w:gridCol w:w="1980"/>
+        <w:gridCol w:w="1980"/>
+        <w:gridCol w:w="1980"/>
+        <w:gridCol w:w="1980"/>
+      </w:tblGrid>
+      <w:tr>
+        <w:trPr>
+          <w:tblHeader w:val="on"/>
+        </w:trPr>
+        <w:tc>
+          <w:tcPr/>
+          <w:p>
+            <w:pPr>
+              <w:pStyle w:val="Compact"/>
               <w:jc w:val="center"/>
             </w:pPr>
             <w:r>
@@ -7346,8 +9588,8 @@
         <w:t xml:space="preserve">TOTAL HORAS - Iteración 6: [COMPLETAR]</w:t>
       </w:r>
     </w:p>
-    <w:bookmarkEnd w:id="35"/>
-    <w:bookmarkEnd w:id="36"/>
+    <w:bookmarkEnd w:id="38"/>
+    <w:bookmarkEnd w:id="39"/>
     <w:sectPr>
       <w:footnotePr>
         <w:numRestart w:val="eachSect"/>
